--- a/Proposal working/BHB - Capstone Proposal Dave.docx
+++ b/Proposal working/BHB - Capstone Proposal Dave.docx
@@ -5,7 +5,7 @@
     <w:sdt>
       <w:sdtPr>
         <w:rPr>
-          <w:rFonts w:ascii="Arial" w:hAnsi="Arial"/>
+          <w:rFonts w:ascii="Arial" w:eastAsiaTheme="minorHAnsi" w:hAnsi="Arial"/>
           <w:lang w:val="en-AU" w:eastAsia="en-US"/>
         </w:rPr>
         <w:id w:val="-1466038143"/>
@@ -14,6 +14,7 @@
           <w:docPartUnique/>
         </w:docPartObj>
       </w:sdtPr>
+      <w:sdtEndPr/>
       <w:sdtContent>
         <w:p>
           <w:pPr>
@@ -3346,103 +3347,103 @@
                   </wp:anchor>
                 </w:drawing>
               </mc:Choice>
-              <mc:Fallback xmlns:arto="http://schemas.microsoft.com/office/word/2006/arto" xmlns:a14="http://schemas.microsoft.com/office/drawing/2010/main" xmlns:pic="http://schemas.openxmlformats.org/drawingml/2006/picture" xmlns:a="http://schemas.openxmlformats.org/drawingml/2006/main">
-                <w:pict w14:anchorId="0BDA5479">
-                  <v:group id="Group 26" style="position:absolute;margin-left:0;margin-top:0;width:168pt;height:718.55pt;z-index:-251657216;mso-height-percent:950;mso-left-percent:40;mso-position-horizontal-relative:page;mso-position-vertical:center;mso-position-vertical-relative:page;mso-height-percent:950;mso-left-percent:40" coordsize="21336,91257" o:spid="_x0000_s1026" w14:anchorId="668429CB" o:gfxdata="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">
-                    <v:rect id="Rectangle 3" style="position:absolute;width:1945;height:91257;visibility:visible;mso-wrap-style:square;v-text-anchor:middle" o:spid="_x0000_s1027" fillcolor="#0e2841 [3215]" stroked="f" strokeweight="1.5pt" o:gfxdata="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"/>
-                    <v:group id="Group 5" style="position:absolute;left:762;top:42100;width:20574;height:49103" coordsize="13062,31210" coordorigin="806,42118" o:spid="_x0000_s1028" o:gfxdata="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">
-                      <v:group id="Group 6" style="position:absolute;left:1410;top:42118;width:10478;height:31210" coordsize="10477,31210" coordorigin="1410,42118" o:spid="_x0000_s1029" o:gfxdata="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">
+              <mc:Fallback>
+                <w:pict>
+                  <v:group w14:anchorId="668429CB" id="Group 26" o:spid="_x0000_s1026" style="position:absolute;margin-left:0;margin-top:0;width:168pt;height:718.55pt;z-index:-251657216;mso-height-percent:950;mso-left-percent:40;mso-position-horizontal-relative:page;mso-position-vertical:center;mso-position-vertical-relative:page;mso-height-percent:950;mso-left-percent:40" coordsize="21336,91257" o:gfxdata="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">
+                    <v:rect id="Rectangle 3" o:spid="_x0000_s1027" style="position:absolute;width:1945;height:91257;visibility:visible;mso-wrap-style:square;v-text-anchor:middle" o:gfxdata="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" fillcolor="#0e2841 [3215]" stroked="f" strokeweight="1.5pt"/>
+                    <v:group id="Group 5" o:spid="_x0000_s1028" style="position:absolute;left:762;top:42100;width:20574;height:49103" coordorigin="806,42118" coordsize="13062,31210" o:gfxdata="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">
+                      <v:group id="Group 6" o:spid="_x0000_s1029" style="position:absolute;left:1410;top:42118;width:10478;height:31210" coordorigin="1410,42118" coordsize="10477,31210" o:gfxdata="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">
                         <o:lock v:ext="edit" aspectratio="t"/>
-                        <v:shape id="Freeform 20" style="position:absolute;left:3696;top:62168;width:1937;height:6985;visibility:visible;mso-wrap-style:square;v-text-anchor:top" coordsize="122,440" o:spid="_x0000_s1030" fillcolor="#0e2841 [3215]" strokecolor="#0e2841 [3215]" strokeweight="0" path="m,l39,152,84,304r38,113l122,440,76,306,39,180,6,53,,xe" o:gfxdata="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">
+                        <v:shape id="Freeform 20" o:spid="_x0000_s1030" style="position:absolute;left:3696;top:62168;width:1937;height:6985;visibility:visible;mso-wrap-style:square;v-text-anchor:top" coordsize="122,440" o:gfxdata="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" path="m,l39,152,84,304r38,113l122,440,76,306,39,180,6,53,,xe" fillcolor="#0e2841 [3215]" strokecolor="#0e2841 [3215]" strokeweight="0">
                           <v:path arrowok="t" o:connecttype="custom" o:connectlocs="0,0;61913,241300;133350,482600;193675,661988;193675,698500;120650,485775;61913,285750;9525,84138;0,0" o:connectangles="0,0,0,0,0,0,0,0,0"/>
                         </v:shape>
-                        <v:shape id="Freeform 21" style="position:absolute;left:5728;top:69058;width:1842;height:4270;visibility:visible;mso-wrap-style:square;v-text-anchor:top" coordsize="116,269" o:spid="_x0000_s1031" fillcolor="#0e2841 [3215]" strokecolor="#0e2841 [3215]" strokeweight="0" path="m,l8,19,37,93r30,74l116,269r-8,l60,169,30,98,1,25,,xe" o:gfxdata="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">
+                        <v:shape id="Freeform 21" o:spid="_x0000_s1031" style="position:absolute;left:5728;top:69058;width:1842;height:4270;visibility:visible;mso-wrap-style:square;v-text-anchor:top" coordsize="116,269" o:gfxdata="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" path="m,l8,19,37,93r30,74l116,269r-8,l60,169,30,98,1,25,,xe" fillcolor="#0e2841 [3215]" strokecolor="#0e2841 [3215]" strokeweight="0">
                           <v:path arrowok="t" o:connecttype="custom" o:connectlocs="0,0;12700,30163;58738,147638;106363,265113;184150,427038;171450,427038;95250,268288;47625,155575;1588,39688;0,0" o:connectangles="0,0,0,0,0,0,0,0,0,0"/>
                         </v:shape>
-                        <v:shape id="Freeform 22" style="position:absolute;left:1410;top:42118;width:2223;height:20193;visibility:visible;mso-wrap-style:square;v-text-anchor:top" coordsize="140,1272" o:spid="_x0000_s1032" fillcolor="#0e2841 [3215]" strokecolor="#0e2841 [3215]" strokeweight="0" path="m,l,,1,79r2,80l12,317,23,476,39,634,58,792,83,948r24,138l135,1223r5,49l138,1262,105,1106,77,949,53,792,35,634,20,476,9,317,2,159,,79,,xe" o:gfxdata="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">
+                        <v:shape id="Freeform 22" o:spid="_x0000_s1032" style="position:absolute;left:1410;top:42118;width:2223;height:20193;visibility:visible;mso-wrap-style:square;v-text-anchor:top" coordsize="140,1272" o:gfxdata="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" path="m,l,,1,79r2,80l12,317,23,476,39,634,58,792,83,948r24,138l135,1223r5,49l138,1262,105,1106,77,949,53,792,35,634,20,476,9,317,2,159,,79,,xe" fillcolor="#0e2841 [3215]" strokecolor="#0e2841 [3215]" strokeweight="0">
                           <v:path arrowok="t" o:connecttype="custom" o:connectlocs="0,0;0,0;1588,125413;4763,252413;19050,503238;36513,755650;61913,1006475;92075,1257300;131763,1504950;169863,1724025;214313,1941513;222250,2019300;219075,2003425;166688,1755775;122238,1506538;84138,1257300;55563,1006475;31750,755650;14288,503238;3175,252413;0,125413;0,0" o:connectangles="0,0,0,0,0,0,0,0,0,0,0,0,0,0,0,0,0,0,0,0,0,0"/>
                         </v:shape>
-                        <v:shape id="Freeform 23" style="position:absolute;left:3410;top:48611;width:715;height:13557;visibility:visible;mso-wrap-style:square;v-text-anchor:top" coordsize="45,854" o:spid="_x0000_s1033" fillcolor="#0e2841 [3215]" strokecolor="#0e2841 [3215]" strokeweight="0" path="m45,r,l35,66r-9,67l14,267,6,401,3,534,6,669r8,134l18,854r,-3l9,814,8,803,1,669,,534,3,401,12,267,25,132,34,66,45,xe" o:gfxdata="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">
+                        <v:shape id="Freeform 23" o:spid="_x0000_s1033" style="position:absolute;left:3410;top:48611;width:715;height:13557;visibility:visible;mso-wrap-style:square;v-text-anchor:top" coordsize="45,854" o:gfxdata="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" path="m45,r,l35,66r-9,67l14,267,6,401,3,534,6,669r8,134l18,854r,-3l9,814,8,803,1,669,,534,3,401,12,267,25,132,34,66,45,xe" fillcolor="#0e2841 [3215]" strokecolor="#0e2841 [3215]" strokeweight="0">
                           <v:path arrowok="t" o:connecttype="custom" o:connectlocs="71438,0;71438,0;55563,104775;41275,211138;22225,423863;9525,636588;4763,847725;9525,1062038;22225,1274763;28575,1355725;28575,1350963;14288,1292225;12700,1274763;1588,1062038;0,847725;4763,636588;19050,423863;39688,209550;53975,104775;71438,0" o:connectangles="0,0,0,0,0,0,0,0,0,0,0,0,0,0,0,0,0,0,0,0"/>
                         </v:shape>
-                        <v:shape id="Freeform 24" style="position:absolute;left:3633;top:62311;width:2444;height:9985;visibility:visible;mso-wrap-style:square;v-text-anchor:top" coordsize="154,629" o:spid="_x0000_s1034" fillcolor="#0e2841 [3215]" strokecolor="#0e2841 [3215]" strokeweight="0" path="m,l10,44r11,82l34,207r19,86l75,380r25,86l120,521r21,55l152,618r2,11l140,595,115,532,93,468,67,383,47,295,28,207,12,104,,xe" o:gfxdata="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">
+                        <v:shape id="Freeform 24" o:spid="_x0000_s1034" style="position:absolute;left:3633;top:62311;width:2444;height:9985;visibility:visible;mso-wrap-style:square;v-text-anchor:top" coordsize="154,629" o:gfxdata="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" path="m,l10,44r11,82l34,207r19,86l75,380r25,86l120,521r21,55l152,618r2,11l140,595,115,532,93,468,67,383,47,295,28,207,12,104,,xe" fillcolor="#0e2841 [3215]" strokecolor="#0e2841 [3215]" strokeweight="0">
                           <v:path arrowok="t" o:connecttype="custom" o:connectlocs="0,0;15875,69850;33338,200025;53975,328613;84138,465138;119063,603250;158750,739775;190500,827088;223838,914400;241300,981075;244475,998538;222250,944563;182563,844550;147638,742950;106363,608013;74613,468313;44450,328613;19050,165100;0,0" o:connectangles="0,0,0,0,0,0,0,0,0,0,0,0,0,0,0,0,0,0,0"/>
                         </v:shape>
-                        <v:shape id="Freeform 25" style="position:absolute;left:6204;top:72233;width:524;height:1095;visibility:visible;mso-wrap-style:square;v-text-anchor:top" coordsize="33,69" o:spid="_x0000_s1035" fillcolor="#0e2841 [3215]" strokecolor="#0e2841 [3215]" strokeweight="0" path="m,l33,69r-9,l12,35,,xe" o:gfxdata="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">
+                        <v:shape id="Freeform 25" o:spid="_x0000_s1035" style="position:absolute;left:6204;top:72233;width:524;height:1095;visibility:visible;mso-wrap-style:square;v-text-anchor:top" coordsize="33,69" o:gfxdata="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" path="m,l33,69r-9,l12,35,,xe" fillcolor="#0e2841 [3215]" strokecolor="#0e2841 [3215]" strokeweight="0">
                           <v:path arrowok="t" o:connecttype="custom" o:connectlocs="0,0;52388,109538;38100,109538;19050,55563;0,0" o:connectangles="0,0,0,0,0"/>
                         </v:shape>
-                        <v:shape id="Freeform 26" style="position:absolute;left:3553;top:61533;width:238;height:1476;visibility:visible;mso-wrap-style:square;v-text-anchor:top" coordsize="15,93" o:spid="_x0000_s1036" fillcolor="#0e2841 [3215]" strokecolor="#0e2841 [3215]" strokeweight="0" path="m,l9,37r,3l15,93,5,49,,xe" o:gfxdata="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">
+                        <v:shape id="Freeform 26" o:spid="_x0000_s1036" style="position:absolute;left:3553;top:61533;width:238;height:1476;visibility:visible;mso-wrap-style:square;v-text-anchor:top" coordsize="15,93" o:gfxdata="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" path="m,l9,37r,3l15,93,5,49,,xe" fillcolor="#0e2841 [3215]" strokecolor="#0e2841 [3215]" strokeweight="0">
                           <v:path arrowok="t" o:connecttype="custom" o:connectlocs="0,0;14288,58738;14288,63500;23813,147638;7938,77788;0,0" o:connectangles="0,0,0,0,0,0"/>
                         </v:shape>
-                        <v:shape id="Freeform 27" style="position:absolute;left:5633;top:56897;width:6255;height:12161;visibility:visible;mso-wrap-style:square;v-text-anchor:top" coordsize="394,766" o:spid="_x0000_s1037" fillcolor="#0e2841 [3215]" strokecolor="#0e2841 [3215]" strokeweight="0" path="m394,r,l356,38,319,77r-35,40l249,160r-42,58l168,276r-37,63l98,402,69,467,45,535,26,604,14,673,7,746,6,766,,749r1,-5l7,673,21,603,40,533,65,466,94,400r33,-64l164,275r40,-60l248,158r34,-42l318,76,354,37,394,xe" o:gfxdata="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">
+                        <v:shape id="Freeform 27" o:spid="_x0000_s1037" style="position:absolute;left:5633;top:56897;width:6255;height:12161;visibility:visible;mso-wrap-style:square;v-text-anchor:top" coordsize="394,766" o:gfxdata="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" path="m394,r,l356,38,319,77r-35,40l249,160r-42,58l168,276r-37,63l98,402,69,467,45,535,26,604,14,673,7,746,6,766,,749r1,-5l7,673,21,603,40,533,65,466,94,400r33,-64l164,275r40,-60l248,158r34,-42l318,76,354,37,394,xe" fillcolor="#0e2841 [3215]" strokecolor="#0e2841 [3215]" strokeweight="0">
                           <v:path arrowok="t" o:connecttype="custom" o:connectlocs="625475,0;625475,0;565150,60325;506413,122238;450850,185738;395288,254000;328613,346075;266700,438150;207963,538163;155575,638175;109538,741363;71438,849313;41275,958850;22225,1068388;11113,1184275;9525,1216025;0,1189038;1588,1181100;11113,1068388;33338,957263;63500,846138;103188,739775;149225,635000;201613,533400;260350,436563;323850,341313;393700,250825;447675,184150;504825,120650;561975,58738;625475,0" o:connectangles="0,0,0,0,0,0,0,0,0,0,0,0,0,0,0,0,0,0,0,0,0,0,0,0,0,0,0,0,0,0,0"/>
                         </v:shape>
-                        <v:shape id="Freeform 28" style="position:absolute;left:5633;top:69153;width:571;height:3080;visibility:visible;mso-wrap-style:square;v-text-anchor:top" coordsize="36,194" o:spid="_x0000_s1038" fillcolor="#0e2841 [3215]" strokecolor="#0e2841 [3215]" strokeweight="0" path="m,l6,16r1,3l11,80r9,52l33,185r3,9l21,161,15,145,5,81,1,41,,xe" o:gfxdata="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">
+                        <v:shape id="Freeform 28" o:spid="_x0000_s1038" style="position:absolute;left:5633;top:69153;width:571;height:3080;visibility:visible;mso-wrap-style:square;v-text-anchor:top" coordsize="36,194" o:gfxdata="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" path="m,l6,16r1,3l11,80r9,52l33,185r3,9l21,161,15,145,5,81,1,41,,xe" fillcolor="#0e2841 [3215]" strokecolor="#0e2841 [3215]" strokeweight="0">
                           <v:path arrowok="t" o:connecttype="custom" o:connectlocs="0,0;9525,25400;11113,30163;17463,127000;31750,209550;52388,293688;57150,307975;33338,255588;23813,230188;7938,128588;1588,65088;0,0" o:connectangles="0,0,0,0,0,0,0,0,0,0,0,0"/>
                         </v:shape>
-                        <v:shape id="Freeform 29" style="position:absolute;left:6077;top:72296;width:493;height:1032;visibility:visible;mso-wrap-style:square;v-text-anchor:top" coordsize="31,65" o:spid="_x0000_s1039" fillcolor="#0e2841 [3215]" strokecolor="#0e2841 [3215]" strokeweight="0" path="m,l31,65r-8,l,xe" o:gfxdata="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">
+                        <v:shape id="Freeform 29" o:spid="_x0000_s1039" style="position:absolute;left:6077;top:72296;width:493;height:1032;visibility:visible;mso-wrap-style:square;v-text-anchor:top" coordsize="31,65" o:gfxdata="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" path="m,l31,65r-8,l,xe" fillcolor="#0e2841 [3215]" strokecolor="#0e2841 [3215]" strokeweight="0">
                           <v:path arrowok="t" o:connecttype="custom" o:connectlocs="0,0;49213,103188;36513,103188;0,0" o:connectangles="0,0,0,0"/>
                         </v:shape>
-                        <v:shape id="Freeform 30" style="position:absolute;left:5633;top:68788;width:111;height:666;visibility:visible;mso-wrap-style:square;v-text-anchor:top" coordsize="7,42" o:spid="_x0000_s1040" fillcolor="#0e2841 [3215]" strokecolor="#0e2841 [3215]" strokeweight="0" path="m,l6,17,7,42,6,39,,23,,xe" o:gfxdata="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">
+                        <v:shape id="Freeform 30" o:spid="_x0000_s1040" style="position:absolute;left:5633;top:68788;width:111;height:666;visibility:visible;mso-wrap-style:square;v-text-anchor:top" coordsize="7,42" o:gfxdata="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" path="m,l6,17,7,42,6,39,,23,,xe" fillcolor="#0e2841 [3215]" strokecolor="#0e2841 [3215]" strokeweight="0">
                           <v:path arrowok="t" o:connecttype="custom" o:connectlocs="0,0;9525,26988;11113,66675;9525,61913;0,36513;0,0" o:connectangles="0,0,0,0,0,0"/>
                         </v:shape>
-                        <v:shape id="Freeform 31" style="position:absolute;left:5871;top:71455;width:714;height:1873;visibility:visible;mso-wrap-style:square;v-text-anchor:top" coordsize="45,118" o:spid="_x0000_s1041" fillcolor="#0e2841 [3215]" strokecolor="#0e2841 [3215]" strokeweight="0" path="m,l6,16,21,49,33,84r12,34l44,118,13,53,11,42,,xe" o:gfxdata="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">
+                        <v:shape id="Freeform 31" o:spid="_x0000_s1041" style="position:absolute;left:5871;top:71455;width:714;height:1873;visibility:visible;mso-wrap-style:square;v-text-anchor:top" coordsize="45,118" o:gfxdata="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" path="m,l6,16,21,49,33,84r12,34l44,118,13,53,11,42,,xe" fillcolor="#0e2841 [3215]" strokecolor="#0e2841 [3215]" strokeweight="0">
                           <v:path arrowok="t" o:connecttype="custom" o:connectlocs="0,0;9525,25400;33338,77788;52388,133350;71438,187325;69850,187325;20638,84138;17463,66675;0,0" o:connectangles="0,0,0,0,0,0,0,0,0"/>
                         </v:shape>
                       </v:group>
-                      <v:group id="Group 7" style="position:absolute;left:806;top:48269;width:13063;height:25059" coordsize="8747,16779" coordorigin="806,46499" o:spid="_x0000_s1042" o:gfxdata="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">
+                      <v:group id="Group 7" o:spid="_x0000_s1042" style="position:absolute;left:806;top:48269;width:13063;height:25059" coordorigin="806,46499" coordsize="8747,16779" o:gfxdata="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">
                         <o:lock v:ext="edit" aspectratio="t"/>
-                        <v:shape id="Freeform 8" style="position:absolute;left:1187;top:51897;width:1984;height:7143;visibility:visible;mso-wrap-style:square;v-text-anchor:top" coordsize="125,450" o:spid="_x0000_s1043" fillcolor="#0e2841 [3215]" strokecolor="#0e2841 [3215]" strokeweight="0" path="m,l41,155,86,309r39,116l125,450,79,311,41,183,7,54,,xe" o:gfxdata="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">
+                        <v:shape id="Freeform 8" o:spid="_x0000_s1043" style="position:absolute;left:1187;top:51897;width:1984;height:7143;visibility:visible;mso-wrap-style:square;v-text-anchor:top" coordsize="125,450" o:gfxdata="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" path="m,l41,155,86,309r39,116l125,450,79,311,41,183,7,54,,xe" fillcolor="#0e2841 [3215]" strokecolor="#0e2841 [3215]" strokeweight="0">
                           <v:fill opacity="13107f"/>
                           <v:stroke opacity="13107f"/>
                           <v:path arrowok="t" o:connecttype="custom" o:connectlocs="0,0;65088,246063;136525,490538;198438,674688;198438,714375;125413,493713;65088,290513;11113,85725;0,0" o:connectangles="0,0,0,0,0,0,0,0,0"/>
                         </v:shape>
-                        <v:shape id="Freeform 9" style="position:absolute;left:3282;top:58913;width:1874;height:4366;visibility:visible;mso-wrap-style:square;v-text-anchor:top" coordsize="118,275" o:spid="_x0000_s1044" fillcolor="#0e2841 [3215]" strokecolor="#0e2841 [3215]" strokeweight="0" path="m,l8,20,37,96r32,74l118,275r-9,l61,174,30,100,,26,,xe" o:gfxdata="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">
+                        <v:shape id="Freeform 9" o:spid="_x0000_s1044" style="position:absolute;left:3282;top:58913;width:1874;height:4366;visibility:visible;mso-wrap-style:square;v-text-anchor:top" coordsize="118,275" o:gfxdata="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" path="m,l8,20,37,96r32,74l118,275r-9,l61,174,30,100,,26,,xe" fillcolor="#0e2841 [3215]" strokecolor="#0e2841 [3215]" strokeweight="0">
                           <v:fill opacity="13107f"/>
                           <v:stroke opacity="13107f"/>
                           <v:path arrowok="t" o:connecttype="custom" o:connectlocs="0,0;12700,31750;58738,152400;109538,269875;187325,436563;173038,436563;96838,276225;47625,158750;0,41275;0,0" o:connectangles="0,0,0,0,0,0,0,0,0,0"/>
                         </v:shape>
-                        <v:shape id="Freeform 10" style="position:absolute;left:806;top:50103;width:317;height:1921;visibility:visible;mso-wrap-style:square;v-text-anchor:top" coordsize="20,121" o:spid="_x0000_s1045" fillcolor="#0e2841 [3215]" strokecolor="#0e2841 [3215]" strokeweight="0" path="m,l16,72r4,49l18,112,,31,,xe" o:gfxdata="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">
+                        <v:shape id="Freeform 10" o:spid="_x0000_s1045" style="position:absolute;left:806;top:50103;width:317;height:1921;visibility:visible;mso-wrap-style:square;v-text-anchor:top" coordsize="20,121" o:gfxdata="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" path="m,l16,72r4,49l18,112,,31,,xe" fillcolor="#0e2841 [3215]" strokecolor="#0e2841 [3215]" strokeweight="0">
                           <v:fill opacity="13107f"/>
                           <v:stroke opacity="13107f"/>
                           <v:path arrowok="t" o:connecttype="custom" o:connectlocs="0,0;25400,114300;31750,192088;28575,177800;0,49213;0,0" o:connectangles="0,0,0,0,0,0"/>
                         </v:shape>
-                        <v:shape id="Freeform 12" style="position:absolute;left:1123;top:52024;width:2509;height:10207;visibility:visible;mso-wrap-style:square;v-text-anchor:top" coordsize="158,643" o:spid="_x0000_s1046" fillcolor="#0e2841 [3215]" strokecolor="#0e2841 [3215]" strokeweight="0" path="m,l11,46r11,83l36,211r19,90l76,389r27,87l123,533r21,55l155,632r3,11l142,608,118,544,95,478,69,391,47,302,29,212,13,107,,xe" o:gfxdata="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">
+                        <v:shape id="Freeform 12" o:spid="_x0000_s1046" style="position:absolute;left:1123;top:52024;width:2509;height:10207;visibility:visible;mso-wrap-style:square;v-text-anchor:top" coordsize="158,643" o:gfxdata="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" path="m,l11,46r11,83l36,211r19,90l76,389r27,87l123,533r21,55l155,632r3,11l142,608,118,544,95,478,69,391,47,302,29,212,13,107,,xe" fillcolor="#0e2841 [3215]" strokecolor="#0e2841 [3215]" strokeweight="0">
                           <v:fill opacity="13107f"/>
                           <v:stroke opacity="13107f"/>
                           <v:path arrowok="t" o:connecttype="custom" o:connectlocs="0,0;17463,73025;34925,204788;57150,334963;87313,477838;120650,617538;163513,755650;195263,846138;228600,933450;246063,1003300;250825,1020763;225425,965200;187325,863600;150813,758825;109538,620713;74613,479425;46038,336550;20638,169863;0,0" o:connectangles="0,0,0,0,0,0,0,0,0,0,0,0,0,0,0,0,0,0,0"/>
                         </v:shape>
-                        <v:shape id="Freeform 13" style="position:absolute;left:3759;top:62152;width:524;height:1127;visibility:visible;mso-wrap-style:square;v-text-anchor:top" coordsize="33,71" o:spid="_x0000_s1047" fillcolor="#0e2841 [3215]" strokecolor="#0e2841 [3215]" strokeweight="0" path="m,l33,71r-9,l11,36,,xe" o:gfxdata="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">
+                        <v:shape id="Freeform 13" o:spid="_x0000_s1047" style="position:absolute;left:3759;top:62152;width:524;height:1127;visibility:visible;mso-wrap-style:square;v-text-anchor:top" coordsize="33,71" o:gfxdata="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" path="m,l33,71r-9,l11,36,,xe" fillcolor="#0e2841 [3215]" strokecolor="#0e2841 [3215]" strokeweight="0">
                           <v:fill opacity="13107f"/>
                           <v:stroke opacity="13107f"/>
                           <v:path arrowok="t" o:connecttype="custom" o:connectlocs="0,0;52388,112713;38100,112713;17463,57150;0,0" o:connectangles="0,0,0,0,0"/>
                         </v:shape>
-                        <v:shape id="Freeform 14" style="position:absolute;left:1060;top:51246;width:238;height:1508;visibility:visible;mso-wrap-style:square;v-text-anchor:top" coordsize="15,95" o:spid="_x0000_s1048" fillcolor="#0e2841 [3215]" strokecolor="#0e2841 [3215]" strokeweight="0" path="m,l8,37r,4l15,95,4,49,,xe" o:gfxdata="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">
+                        <v:shape id="Freeform 14" o:spid="_x0000_s1048" style="position:absolute;left:1060;top:51246;width:238;height:1508;visibility:visible;mso-wrap-style:square;v-text-anchor:top" coordsize="15,95" o:gfxdata="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" path="m,l8,37r,4l15,95,4,49,,xe" fillcolor="#0e2841 [3215]" strokecolor="#0e2841 [3215]" strokeweight="0">
                           <v:fill opacity="13107f"/>
                           <v:stroke opacity="13107f"/>
                           <v:path arrowok="t" o:connecttype="custom" o:connectlocs="0,0;12700,58738;12700,65088;23813,150813;6350,77788;0,0" o:connectangles="0,0,0,0,0,0"/>
                         </v:shape>
-                        <v:shape id="Freeform 15" style="position:absolute;left:3171;top:46499;width:6382;height:12414;visibility:visible;mso-wrap-style:square;v-text-anchor:top" coordsize="402,782" o:spid="_x0000_s1049" fillcolor="#0e2841 [3215]" strokecolor="#0e2841 [3215]" strokeweight="0" path="m402,r,1l363,39,325,79r-35,42l255,164r-44,58l171,284r-38,62l100,411,71,478,45,546,27,617,13,689,7,761r,21l,765r1,-4l7,688,21,616,40,545,66,475,95,409r35,-66l167,281r42,-61l253,163r34,-43l324,78,362,38,402,xe" o:gfxdata="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">
+                        <v:shape id="Freeform 15" o:spid="_x0000_s1049" style="position:absolute;left:3171;top:46499;width:6382;height:12414;visibility:visible;mso-wrap-style:square;v-text-anchor:top" coordsize="402,782" o:gfxdata="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" path="m402,r,1l363,39,325,79r-35,42l255,164r-44,58l171,284r-38,62l100,411,71,478,45,546,27,617,13,689,7,761r,21l,765r1,-4l7,688,21,616,40,545,66,475,95,409r35,-66l167,281r42,-61l253,163r34,-43l324,78,362,38,402,xe" fillcolor="#0e2841 [3215]" strokecolor="#0e2841 [3215]" strokeweight="0">
                           <v:fill opacity="13107f"/>
                           <v:stroke opacity="13107f"/>
                           <v:path arrowok="t" o:connecttype="custom" o:connectlocs="638175,0;638175,1588;576263,61913;515938,125413;460375,192088;404813,260350;334963,352425;271463,450850;211138,549275;158750,652463;112713,758825;71438,866775;42863,979488;20638,1093788;11113,1208088;11113,1241425;0,1214438;1588,1208088;11113,1092200;33338,977900;63500,865188;104775,754063;150813,649288;206375,544513;265113,446088;331788,349250;401638,258763;455613,190500;514350,123825;574675,60325;638175,0" o:connectangles="0,0,0,0,0,0,0,0,0,0,0,0,0,0,0,0,0,0,0,0,0,0,0,0,0,0,0,0,0,0,0"/>
                         </v:shape>
-                        <v:shape id="Freeform 16" style="position:absolute;left:3171;top:59040;width:588;height:3112;visibility:visible;mso-wrap-style:square;v-text-anchor:top" coordsize="37,196" o:spid="_x0000_s1050" fillcolor="#0e2841 [3215]" strokecolor="#0e2841 [3215]" strokeweight="0" path="m,l6,15r1,3l12,80r9,54l33,188r4,8l22,162,15,146,5,81,1,40,,xe" o:gfxdata="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">
+                        <v:shape id="Freeform 16" o:spid="_x0000_s1050" style="position:absolute;left:3171;top:59040;width:588;height:3112;visibility:visible;mso-wrap-style:square;v-text-anchor:top" coordsize="37,196" o:gfxdata="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" path="m,l6,15r1,3l12,80r9,54l33,188r4,8l22,162,15,146,5,81,1,40,,xe" fillcolor="#0e2841 [3215]" strokecolor="#0e2841 [3215]" strokeweight="0">
                           <v:fill opacity="13107f"/>
                           <v:stroke opacity="13107f"/>
                           <v:path arrowok="t" o:connecttype="custom" o:connectlocs="0,0;9525,23813;11113,28575;19050,127000;33338,212725;52388,298450;58738,311150;34925,257175;23813,231775;7938,128588;1588,63500;0,0" o:connectangles="0,0,0,0,0,0,0,0,0,0,0,0"/>
                         </v:shape>
-                        <v:shape id="Freeform 17" style="position:absolute;left:3632;top:62231;width:492;height:1048;visibility:visible;mso-wrap-style:square;v-text-anchor:top" coordsize="31,66" o:spid="_x0000_s1051" fillcolor="#0e2841 [3215]" strokecolor="#0e2841 [3215]" strokeweight="0" path="m,l31,66r-7,l,xe" o:gfxdata="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">
+                        <v:shape id="Freeform 17" o:spid="_x0000_s1051" style="position:absolute;left:3632;top:62231;width:492;height:1048;visibility:visible;mso-wrap-style:square;v-text-anchor:top" coordsize="31,66" o:gfxdata="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" path="m,l31,66r-7,l,xe" fillcolor="#0e2841 [3215]" strokecolor="#0e2841 [3215]" strokeweight="0">
                           <v:fill opacity="13107f"/>
                           <v:stroke opacity="13107f"/>
                           <v:path arrowok="t" o:connecttype="custom" o:connectlocs="0,0;49213,104775;38100,104775;0,0" o:connectangles="0,0,0,0"/>
                         </v:shape>
-                        <v:shape id="Freeform 18" style="position:absolute;left:3171;top:58644;width:111;height:682;visibility:visible;mso-wrap-style:square;v-text-anchor:top" coordsize="7,43" o:spid="_x0000_s1052" fillcolor="#0e2841 [3215]" strokecolor="#0e2841 [3215]" strokeweight="0" path="m,l7,17r,26l6,40,,25,,xe" o:gfxdata="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">
+                        <v:shape id="Freeform 18" o:spid="_x0000_s1052" style="position:absolute;left:3171;top:58644;width:111;height:682;visibility:visible;mso-wrap-style:square;v-text-anchor:top" coordsize="7,43" o:gfxdata="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" path="m,l7,17r,26l6,40,,25,,xe" fillcolor="#0e2841 [3215]" strokecolor="#0e2841 [3215]" strokeweight="0">
                           <v:fill opacity="13107f"/>
                           <v:stroke opacity="13107f"/>
                           <v:path arrowok="t" o:connecttype="custom" o:connectlocs="0,0;11113,26988;11113,68263;9525,63500;0,39688;0,0" o:connectangles="0,0,0,0,0,0"/>
                         </v:shape>
-                        <v:shape id="Freeform 19" style="position:absolute;left:3409;top:61358;width:731;height:1921;visibility:visible;mso-wrap-style:square;v-text-anchor:top" coordsize="46,121" o:spid="_x0000_s1053" fillcolor="#0e2841 [3215]" strokecolor="#0e2841 [3215]" strokeweight="0" path="m,l7,16,22,50,33,86r13,35l45,121,14,55,11,44,,xe" o:gfxdata="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">
+                        <v:shape id="Freeform 19" o:spid="_x0000_s1053" style="position:absolute;left:3409;top:61358;width:731;height:1921;visibility:visible;mso-wrap-style:square;v-text-anchor:top" coordsize="46,121" o:gfxdata="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" path="m,l7,16,22,50,33,86r13,35l45,121,14,55,11,44,,xe" fillcolor="#0e2841 [3215]" strokecolor="#0e2841 [3215]" strokeweight="0">
                           <v:fill opacity="13107f"/>
                           <v:stroke opacity="13107f"/>
                           <v:path arrowok="t" o:connecttype="custom" o:connectlocs="0,0;11113,25400;34925,79375;52388,136525;73025,192088;71438,192088;22225,87313;17463,69850;0,0" o:connectangles="0,0,0,0,0,0,0,0,0"/>
@@ -3557,13 +3558,13 @@
                   </wp:anchor>
                 </w:drawing>
               </mc:Choice>
-              <mc:Fallback xmlns:arto="http://schemas.microsoft.com/office/word/2006/arto" xmlns:a14="http://schemas.microsoft.com/office/drawing/2010/main" xmlns:pic="http://schemas.openxmlformats.org/drawingml/2006/picture" xmlns:a="http://schemas.openxmlformats.org/drawingml/2006/main">
-                <w:pict w14:anchorId="7A8F64EE">
-                  <v:shapetype id="_x0000_t202" coordsize="21600,21600" o:spt="202" path="m,l,21600r21600,l21600,xe" w14:anchorId="64F3AC54">
+              <mc:Fallback>
+                <w:pict>
+                  <v:shapetype w14:anchorId="64F3AC54" id="_x0000_t202" coordsize="21600,21600" o:spt="202" path="m,l,21600r21600,l21600,xe">
                     <v:stroke joinstyle="miter"/>
                     <v:path gradientshapeok="t" o:connecttype="rect"/>
                   </v:shapetype>
-                  <v:shape id="Text Box 28" style="position:absolute;margin-left:0;margin-top:0;width:4in;height:28.8pt;z-index:251658242;visibility:visible;mso-wrap-style:square;mso-width-percent:450;mso-height-percent:0;mso-left-percent:420;mso-top-percent:880;mso-wrap-distance-left:9pt;mso-wrap-distance-top:0;mso-wrap-distance-right:9pt;mso-wrap-distance-bottom:0;mso-position-horizontal-relative:page;mso-position-vertical-relative:page;mso-width-percent:450;mso-height-percent:0;mso-left-percent:420;mso-top-percent:880;mso-width-relative:page;mso-height-relative:margin;v-text-anchor:bottom" o:spid="_x0000_s1026" filled="f" stroked="f" strokeweight=".5pt" type="#_x0000_t202" o:gfxdata="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">
+                  <v:shape id="Text Box 28" o:spid="_x0000_s1026" type="#_x0000_t202" style="position:absolute;margin-left:0;margin-top:0;width:4in;height:28.8pt;z-index:251658242;visibility:visible;mso-wrap-style:square;mso-width-percent:450;mso-height-percent:0;mso-left-percent:420;mso-top-percent:880;mso-wrap-distance-left:9pt;mso-wrap-distance-top:0;mso-wrap-distance-right:9pt;mso-wrap-distance-bottom:0;mso-position-horizontal-relative:page;mso-position-vertical-relative:page;mso-width-percent:450;mso-height-percent:0;mso-left-percent:420;mso-top-percent:880;mso-width-relative:page;mso-height-relative:margin;v-text-anchor:bottom" o:gfxdata="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" filled="f" stroked="f" strokeweight=".5pt">
                     <v:textbox style="mso-fit-shape-to-text:t" inset="0,0,0,0">
                       <w:txbxContent>
                         <w:p>
@@ -3800,9 +3801,9 @@
                   </wp:anchor>
                 </w:drawing>
               </mc:Choice>
-              <mc:Fallback xmlns:arto="http://schemas.microsoft.com/office/word/2006/arto" xmlns:a14="http://schemas.microsoft.com/office/drawing/2010/main" xmlns:pic="http://schemas.openxmlformats.org/drawingml/2006/picture" xmlns:a="http://schemas.openxmlformats.org/drawingml/2006/main">
-                <w:pict w14:anchorId="062748D6">
-                  <v:shape id="Text Box 30" style="position:absolute;margin-left:275.8pt;margin-top:147pt;width:327pt;height:381pt;z-index:251658241;visibility:visible;mso-wrap-style:square;mso-width-percent:0;mso-height-percent:0;mso-wrap-distance-left:9pt;mso-wrap-distance-top:0;mso-wrap-distance-right:9pt;mso-wrap-distance-bottom:0;mso-position-horizontal:right;mso-position-horizontal-relative:margin;mso-position-vertical:absolute;mso-position-vertical-relative:page;mso-width-percent:0;mso-height-percent:0;mso-width-relative:page;mso-height-relative:margin;v-text-anchor:top" o:spid="_x0000_s1027" filled="f" stroked="f" strokeweight=".5pt" type="#_x0000_t202" o:gfxdata="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" w14:anchorId="3BA73E4B">
+              <mc:Fallback>
+                <w:pict>
+                  <v:shape w14:anchorId="3BA73E4B" id="Text Box 30" o:spid="_x0000_s1027" type="#_x0000_t202" style="position:absolute;margin-left:275.8pt;margin-top:147pt;width:327pt;height:381pt;z-index:251658241;visibility:visible;mso-wrap-style:square;mso-width-percent:0;mso-height-percent:0;mso-wrap-distance-left:9pt;mso-wrap-distance-top:0;mso-wrap-distance-right:9pt;mso-wrap-distance-bottom:0;mso-position-horizontal:right;mso-position-horizontal-relative:margin;mso-position-vertical:absolute;mso-position-vertical-relative:page;mso-width-percent:0;mso-height-percent:0;mso-width-relative:page;mso-height-relative:margin;v-text-anchor:top" o:gfxdata="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" filled="f" stroked="f" strokeweight=".5pt">
                     <v:textbox inset="0,0,0,0">
                       <w:txbxContent>
                         <w:p>
@@ -3871,13 +3872,8 @@
                             </w:rPr>
                           </w:pPr>
                           <w:r>
-                            <w:t xml:space="preserve">Whitireia and </w:t>
+                            <w:t>Whitireia and WelTec</w:t>
                           </w:r>
-                          <w:proofErr w:type="spellStart"/>
-                          <w:r>
-                            <w:t>WelTec</w:t>
-                          </w:r>
-                          <w:proofErr w:type="spellEnd"/>
                         </w:p>
                       </w:txbxContent>
                     </v:textbox>
@@ -3911,7 +3907,6 @@
       <w:sdtEndPr>
         <w:rPr>
           <w:b/>
-          <w:bCs/>
         </w:rPr>
       </w:sdtEndPr>
       <w:sdtContent>
@@ -3951,7 +3946,7 @@
           <w:r>
             <w:fldChar w:fldCharType="separate"/>
           </w:r>
-          <w:hyperlink w:anchor="_Toc236998676" w:history="1">
+          <w:hyperlink w:anchor="_Toc237872220" w:history="1">
             <w:r>
               <w:rPr>
                 <w:rStyle w:val="Hyperlink"/>
@@ -3978,7 +3973,7 @@
                 <w:noProof/>
                 <w:webHidden/>
               </w:rPr>
-              <w:instrText xml:space="preserve"> PAGEREF _Toc236998676 \h </w:instrText>
+              <w:instrText xml:space="preserve"> PAGEREF _Toc237872220 \h </w:instrText>
             </w:r>
             <w:r>
               <w:rPr>
@@ -4025,7 +4020,7 @@
               <w14:ligatures w14:val="standardContextual"/>
             </w:rPr>
           </w:pPr>
-          <w:hyperlink w:anchor="_Toc236998677" w:history="1">
+          <w:hyperlink w:anchor="_Toc237872221" w:history="1">
             <w:r>
               <w:rPr>
                 <w:rStyle w:val="Hyperlink"/>
@@ -4052,7 +4047,7 @@
                 <w:noProof/>
                 <w:webHidden/>
               </w:rPr>
-              <w:instrText xml:space="preserve"> PAGEREF _Toc236998677 \h </w:instrText>
+              <w:instrText xml:space="preserve"> PAGEREF _Toc237872221 \h </w:instrText>
             </w:r>
             <w:r>
               <w:rPr>
@@ -4099,7 +4094,7 @@
               <w14:ligatures w14:val="standardContextual"/>
             </w:rPr>
           </w:pPr>
-          <w:hyperlink w:anchor="_Toc236998678" w:history="1">
+          <w:hyperlink w:anchor="_Toc237872222" w:history="1">
             <w:r>
               <w:rPr>
                 <w:rStyle w:val="Hyperlink"/>
@@ -4126,7 +4121,7 @@
                 <w:noProof/>
                 <w:webHidden/>
               </w:rPr>
-              <w:instrText xml:space="preserve"> PAGEREF _Toc236998678 \h </w:instrText>
+              <w:instrText xml:space="preserve"> PAGEREF _Toc237872222 \h </w:instrText>
             </w:r>
             <w:r>
               <w:rPr>
@@ -4173,7 +4168,7 @@
               <w14:ligatures w14:val="standardContextual"/>
             </w:rPr>
           </w:pPr>
-          <w:hyperlink w:anchor="_Toc236998679" w:history="1">
+          <w:hyperlink w:anchor="_Toc237872223" w:history="1">
             <w:r>
               <w:rPr>
                 <w:rStyle w:val="Hyperlink"/>
@@ -4200,7 +4195,7 @@
                 <w:noProof/>
                 <w:webHidden/>
               </w:rPr>
-              <w:instrText xml:space="preserve"> PAGEREF _Toc236998679 \h </w:instrText>
+              <w:instrText xml:space="preserve"> PAGEREF _Toc237872223 \h </w:instrText>
             </w:r>
             <w:r>
               <w:rPr>
@@ -4247,7 +4242,7 @@
               <w14:ligatures w14:val="standardContextual"/>
             </w:rPr>
           </w:pPr>
-          <w:hyperlink w:anchor="_Toc236998680" w:history="1">
+          <w:hyperlink w:anchor="_Toc237872224" w:history="1">
             <w:r>
               <w:rPr>
                 <w:rStyle w:val="Hyperlink"/>
@@ -4274,7 +4269,7 @@
                 <w:noProof/>
                 <w:webHidden/>
               </w:rPr>
-              <w:instrText xml:space="preserve"> PAGEREF _Toc236998680 \h </w:instrText>
+              <w:instrText xml:space="preserve"> PAGEREF _Toc237872224 \h </w:instrText>
             </w:r>
             <w:r>
               <w:rPr>
@@ -4321,7 +4316,7 @@
               <w14:ligatures w14:val="standardContextual"/>
             </w:rPr>
           </w:pPr>
-          <w:hyperlink w:anchor="_Toc236998681" w:history="1">
+          <w:hyperlink w:anchor="_Toc237872225" w:history="1">
             <w:r>
               <w:rPr>
                 <w:rStyle w:val="Hyperlink"/>
@@ -4348,7 +4343,81 @@
                 <w:noProof/>
                 <w:webHidden/>
               </w:rPr>
-              <w:instrText xml:space="preserve"> PAGEREF _Toc236998681 \h </w:instrText>
+              <w:instrText xml:space="preserve"> PAGEREF _Toc237872225 \h </w:instrText>
+            </w:r>
+            <w:r>
+              <w:rPr>
+                <w:noProof/>
+                <w:webHidden/>
+              </w:rPr>
+            </w:r>
+            <w:r>
+              <w:rPr>
+                <w:noProof/>
+                <w:webHidden/>
+              </w:rPr>
+              <w:fldChar w:fldCharType="separate"/>
+            </w:r>
+            <w:r>
+              <w:rPr>
+                <w:noProof/>
+                <w:webHidden/>
+              </w:rPr>
+              <w:t>2</w:t>
+            </w:r>
+            <w:r>
+              <w:rPr>
+                <w:noProof/>
+                <w:webHidden/>
+              </w:rPr>
+              <w:fldChar w:fldCharType="end"/>
+            </w:r>
+          </w:hyperlink>
+        </w:p>
+        <w:p>
+          <w:pPr>
+            <w:pStyle w:val="TOC2"/>
+            <w:tabs>
+              <w:tab w:val="right" w:leader="dot" w:pos="10456"/>
+            </w:tabs>
+            <w:rPr>
+              <w:rFonts w:asciiTheme="minorHAnsi" w:eastAsiaTheme="minorEastAsia" w:hAnsiTheme="minorHAnsi"/>
+              <w:noProof/>
+              <w:kern w:val="2"/>
+              <w:sz w:val="24"/>
+              <w:szCs w:val="24"/>
+              <w:lang w:val="en-NZ" w:eastAsia="en-NZ"/>
+              <w14:ligatures w14:val="standardContextual"/>
+            </w:rPr>
+          </w:pPr>
+          <w:hyperlink w:anchor="_Toc237872226" w:history="1">
+            <w:r>
+              <w:rPr>
+                <w:rStyle w:val="Hyperlink"/>
+                <w:noProof/>
+              </w:rPr>
+              <w:t>Use of AI</w:t>
+            </w:r>
+            <w:r>
+              <w:rPr>
+                <w:noProof/>
+                <w:webHidden/>
+              </w:rPr>
+              <w:tab/>
+            </w:r>
+            <w:r>
+              <w:rPr>
+                <w:noProof/>
+                <w:webHidden/>
+              </w:rPr>
+              <w:fldChar w:fldCharType="begin"/>
+            </w:r>
+            <w:r>
+              <w:rPr>
+                <w:noProof/>
+                <w:webHidden/>
+              </w:rPr>
+              <w:instrText xml:space="preserve"> PAGEREF _Toc237872226 \h </w:instrText>
             </w:r>
             <w:r>
               <w:rPr>
@@ -4395,7 +4464,7 @@
               <w14:ligatures w14:val="standardContextual"/>
             </w:rPr>
           </w:pPr>
-          <w:hyperlink w:anchor="_Toc236998682" w:history="1">
+          <w:hyperlink w:anchor="_Toc237872227" w:history="1">
             <w:r>
               <w:rPr>
                 <w:rStyle w:val="Hyperlink"/>
@@ -4422,7 +4491,7 @@
                 <w:noProof/>
                 <w:webHidden/>
               </w:rPr>
-              <w:instrText xml:space="preserve"> PAGEREF _Toc236998682 \h </w:instrText>
+              <w:instrText xml:space="preserve"> PAGEREF _Toc237872227 \h </w:instrText>
             </w:r>
             <w:r>
               <w:rPr>
@@ -4469,7 +4538,7 @@
               <w14:ligatures w14:val="standardContextual"/>
             </w:rPr>
           </w:pPr>
-          <w:hyperlink w:anchor="_Toc236998683" w:history="1">
+          <w:hyperlink w:anchor="_Toc237872228" w:history="1">
             <w:r>
               <w:rPr>
                 <w:rStyle w:val="Hyperlink"/>
@@ -4496,7 +4565,7 @@
                 <w:noProof/>
                 <w:webHidden/>
               </w:rPr>
-              <w:instrText xml:space="preserve"> PAGEREF _Toc236998683 \h </w:instrText>
+              <w:instrText xml:space="preserve"> PAGEREF _Toc237872228 \h </w:instrText>
             </w:r>
             <w:r>
               <w:rPr>
@@ -4543,7 +4612,7 @@
               <w14:ligatures w14:val="standardContextual"/>
             </w:rPr>
           </w:pPr>
-          <w:hyperlink w:anchor="_Toc236998684" w:history="1">
+          <w:hyperlink w:anchor="_Toc237872229" w:history="1">
             <w:r>
               <w:rPr>
                 <w:rStyle w:val="Hyperlink"/>
@@ -4570,7 +4639,7 @@
                 <w:noProof/>
                 <w:webHidden/>
               </w:rPr>
-              <w:instrText xml:space="preserve"> PAGEREF _Toc236998684 \h </w:instrText>
+              <w:instrText xml:space="preserve"> PAGEREF _Toc237872229 \h </w:instrText>
             </w:r>
             <w:r>
               <w:rPr>
@@ -4617,7 +4686,7 @@
               <w14:ligatures w14:val="standardContextual"/>
             </w:rPr>
           </w:pPr>
-          <w:hyperlink w:anchor="_Toc236998685" w:history="1">
+          <w:hyperlink w:anchor="_Toc237872230" w:history="1">
             <w:r>
               <w:rPr>
                 <w:rStyle w:val="Hyperlink"/>
@@ -4644,7 +4713,7 @@
                 <w:noProof/>
                 <w:webHidden/>
               </w:rPr>
-              <w:instrText xml:space="preserve"> PAGEREF _Toc236998685 \h </w:instrText>
+              <w:instrText xml:space="preserve"> PAGEREF _Toc237872230 \h </w:instrText>
             </w:r>
             <w:r>
               <w:rPr>
@@ -4691,7 +4760,7 @@
               <w14:ligatures w14:val="standardContextual"/>
             </w:rPr>
           </w:pPr>
-          <w:hyperlink w:anchor="_Toc236998686" w:history="1">
+          <w:hyperlink w:anchor="_Toc237872231" w:history="1">
             <w:r>
               <w:rPr>
                 <w:rStyle w:val="Hyperlink"/>
@@ -4718,7 +4787,7 @@
                 <w:noProof/>
                 <w:webHidden/>
               </w:rPr>
-              <w:instrText xml:space="preserve"> PAGEREF _Toc236998686 \h </w:instrText>
+              <w:instrText xml:space="preserve"> PAGEREF _Toc237872231 \h </w:instrText>
             </w:r>
             <w:r>
               <w:rPr>
@@ -4765,7 +4834,7 @@
               <w14:ligatures w14:val="standardContextual"/>
             </w:rPr>
           </w:pPr>
-          <w:hyperlink w:anchor="_Toc236998687" w:history="1">
+          <w:hyperlink w:anchor="_Toc237872232" w:history="1">
             <w:r>
               <w:rPr>
                 <w:rStyle w:val="Hyperlink"/>
@@ -4792,7 +4861,7 @@
                 <w:noProof/>
                 <w:webHidden/>
               </w:rPr>
-              <w:instrText xml:space="preserve"> PAGEREF _Toc236998687 \h </w:instrText>
+              <w:instrText xml:space="preserve"> PAGEREF _Toc237872232 \h </w:instrText>
             </w:r>
             <w:r>
               <w:rPr>
@@ -4812,7 +4881,7 @@
                 <w:noProof/>
                 <w:webHidden/>
               </w:rPr>
-              <w:t>4</w:t>
+              <w:t>5</w:t>
             </w:r>
             <w:r>
               <w:rPr>
@@ -4839,7 +4908,7 @@
               <w14:ligatures w14:val="standardContextual"/>
             </w:rPr>
           </w:pPr>
-          <w:hyperlink w:anchor="_Toc236998688" w:history="1">
+          <w:hyperlink w:anchor="_Toc237872233" w:history="1">
             <w:r>
               <w:rPr>
                 <w:rStyle w:val="Hyperlink"/>
@@ -4866,7 +4935,7 @@
                 <w:noProof/>
                 <w:webHidden/>
               </w:rPr>
-              <w:instrText xml:space="preserve"> PAGEREF _Toc236998688 \h </w:instrText>
+              <w:instrText xml:space="preserve"> PAGEREF _Toc237872233 \h </w:instrText>
             </w:r>
             <w:r>
               <w:rPr>
@@ -4913,7 +4982,7 @@
               <w14:ligatures w14:val="standardContextual"/>
             </w:rPr>
           </w:pPr>
-          <w:hyperlink w:anchor="_Toc236998689" w:history="1">
+          <w:hyperlink w:anchor="_Toc237872234" w:history="1">
             <w:r>
               <w:rPr>
                 <w:rStyle w:val="Hyperlink"/>
@@ -4940,7 +5009,7 @@
                 <w:noProof/>
                 <w:webHidden/>
               </w:rPr>
-              <w:instrText xml:space="preserve"> PAGEREF _Toc236998689 \h </w:instrText>
+              <w:instrText xml:space="preserve"> PAGEREF _Toc237872234 \h </w:instrText>
             </w:r>
             <w:r>
               <w:rPr>
@@ -4987,7 +5056,7 @@
               <w14:ligatures w14:val="standardContextual"/>
             </w:rPr>
           </w:pPr>
-          <w:hyperlink w:anchor="_Toc236998690" w:history="1">
+          <w:hyperlink w:anchor="_Toc237872235" w:history="1">
             <w:r>
               <w:rPr>
                 <w:rStyle w:val="Hyperlink"/>
@@ -5014,7 +5083,7 @@
                 <w:noProof/>
                 <w:webHidden/>
               </w:rPr>
-              <w:instrText xml:space="preserve"> PAGEREF _Toc236998690 \h </w:instrText>
+              <w:instrText xml:space="preserve"> PAGEREF _Toc237872235 \h </w:instrText>
             </w:r>
             <w:r>
               <w:rPr>
@@ -5061,7 +5130,7 @@
               <w14:ligatures w14:val="standardContextual"/>
             </w:rPr>
           </w:pPr>
-          <w:hyperlink w:anchor="_Toc236998691" w:history="1">
+          <w:hyperlink w:anchor="_Toc237872236" w:history="1">
             <w:r>
               <w:rPr>
                 <w:rStyle w:val="Hyperlink"/>
@@ -5088,7 +5157,7 @@
                 <w:noProof/>
                 <w:webHidden/>
               </w:rPr>
-              <w:instrText xml:space="preserve"> PAGEREF _Toc236998691 \h </w:instrText>
+              <w:instrText xml:space="preserve"> PAGEREF _Toc237872236 \h </w:instrText>
             </w:r>
             <w:r>
               <w:rPr>
@@ -5135,7 +5204,7 @@
               <w14:ligatures w14:val="standardContextual"/>
             </w:rPr>
           </w:pPr>
-          <w:hyperlink w:anchor="_Toc236998692" w:history="1">
+          <w:hyperlink w:anchor="_Toc237872237" w:history="1">
             <w:r>
               <w:rPr>
                 <w:rStyle w:val="Hyperlink"/>
@@ -5162,7 +5231,7 @@
                 <w:noProof/>
                 <w:webHidden/>
               </w:rPr>
-              <w:instrText xml:space="preserve"> PAGEREF _Toc236998692 \h </w:instrText>
+              <w:instrText xml:space="preserve"> PAGEREF _Toc237872237 \h </w:instrText>
             </w:r>
             <w:r>
               <w:rPr>
@@ -5182,7 +5251,7 @@
                 <w:noProof/>
                 <w:webHidden/>
               </w:rPr>
-              <w:t>5</w:t>
+              <w:t>6</w:t>
             </w:r>
             <w:r>
               <w:rPr>
@@ -5209,7 +5278,7 @@
               <w14:ligatures w14:val="standardContextual"/>
             </w:rPr>
           </w:pPr>
-          <w:hyperlink w:anchor="_Toc236998693" w:history="1">
+          <w:hyperlink w:anchor="_Toc237872238" w:history="1">
             <w:r>
               <w:rPr>
                 <w:rStyle w:val="Hyperlink"/>
@@ -5236,7 +5305,7 @@
                 <w:noProof/>
                 <w:webHidden/>
               </w:rPr>
-              <w:instrText xml:space="preserve"> PAGEREF _Toc236998693 \h </w:instrText>
+              <w:instrText xml:space="preserve"> PAGEREF _Toc237872238 \h </w:instrText>
             </w:r>
             <w:r>
               <w:rPr>
@@ -5283,7 +5352,7 @@
               <w14:ligatures w14:val="standardContextual"/>
             </w:rPr>
           </w:pPr>
-          <w:hyperlink w:anchor="_Toc236998694" w:history="1">
+          <w:hyperlink w:anchor="_Toc237872239" w:history="1">
             <w:r>
               <w:rPr>
                 <w:rStyle w:val="Hyperlink"/>
@@ -5310,7 +5379,7 @@
                 <w:noProof/>
                 <w:webHidden/>
               </w:rPr>
-              <w:instrText xml:space="preserve"> PAGEREF _Toc236998694 \h </w:instrText>
+              <w:instrText xml:space="preserve"> PAGEREF _Toc237872239 \h </w:instrText>
             </w:r>
             <w:r>
               <w:rPr>
@@ -5357,7 +5426,7 @@
               <w14:ligatures w14:val="standardContextual"/>
             </w:rPr>
           </w:pPr>
-          <w:hyperlink w:anchor="_Toc236998695" w:history="1">
+          <w:hyperlink w:anchor="_Toc237872240" w:history="1">
             <w:r>
               <w:rPr>
                 <w:rStyle w:val="Hyperlink"/>
@@ -5384,7 +5453,7 @@
                 <w:noProof/>
                 <w:webHidden/>
               </w:rPr>
-              <w:instrText xml:space="preserve"> PAGEREF _Toc236998695 \h </w:instrText>
+              <w:instrText xml:space="preserve"> PAGEREF _Toc237872240 \h </w:instrText>
             </w:r>
             <w:r>
               <w:rPr>
@@ -5431,7 +5500,7 @@
               <w14:ligatures w14:val="standardContextual"/>
             </w:rPr>
           </w:pPr>
-          <w:hyperlink w:anchor="_Toc236998696" w:history="1">
+          <w:hyperlink w:anchor="_Toc237872241" w:history="1">
             <w:r>
               <w:rPr>
                 <w:rStyle w:val="Hyperlink"/>
@@ -5458,7 +5527,7 @@
                 <w:noProof/>
                 <w:webHidden/>
               </w:rPr>
-              <w:instrText xml:space="preserve"> PAGEREF _Toc236998696 \h </w:instrText>
+              <w:instrText xml:space="preserve"> PAGEREF _Toc237872241 \h </w:instrText>
             </w:r>
             <w:r>
               <w:rPr>
@@ -5505,7 +5574,7 @@
               <w14:ligatures w14:val="standardContextual"/>
             </w:rPr>
           </w:pPr>
-          <w:hyperlink w:anchor="_Toc236998697" w:history="1">
+          <w:hyperlink w:anchor="_Toc237872242" w:history="1">
             <w:r>
               <w:rPr>
                 <w:rStyle w:val="Hyperlink"/>
@@ -5532,7 +5601,7 @@
                 <w:noProof/>
                 <w:webHidden/>
               </w:rPr>
-              <w:instrText xml:space="preserve"> PAGEREF _Toc236998697 \h </w:instrText>
+              <w:instrText xml:space="preserve"> PAGEREF _Toc237872242 \h </w:instrText>
             </w:r>
             <w:r>
               <w:rPr>
@@ -5579,7 +5648,7 @@
               <w14:ligatures w14:val="standardContextual"/>
             </w:rPr>
           </w:pPr>
-          <w:hyperlink w:anchor="_Toc236998698" w:history="1">
+          <w:hyperlink w:anchor="_Toc237872243" w:history="1">
             <w:r>
               <w:rPr>
                 <w:rStyle w:val="Hyperlink"/>
@@ -5606,7 +5675,7 @@
                 <w:noProof/>
                 <w:webHidden/>
               </w:rPr>
-              <w:instrText xml:space="preserve"> PAGEREF _Toc236998698 \h </w:instrText>
+              <w:instrText xml:space="preserve"> PAGEREF _Toc237872243 \h </w:instrText>
             </w:r>
             <w:r>
               <w:rPr>
@@ -5653,7 +5722,7 @@
               <w14:ligatures w14:val="standardContextual"/>
             </w:rPr>
           </w:pPr>
-          <w:hyperlink w:anchor="_Toc236998699" w:history="1">
+          <w:hyperlink w:anchor="_Toc237872244" w:history="1">
             <w:r>
               <w:rPr>
                 <w:rStyle w:val="Hyperlink"/>
@@ -5680,7 +5749,7 @@
                 <w:noProof/>
                 <w:webHidden/>
               </w:rPr>
-              <w:instrText xml:space="preserve"> PAGEREF _Toc236998699 \h </w:instrText>
+              <w:instrText xml:space="preserve"> PAGEREF _Toc237872244 \h </w:instrText>
             </w:r>
             <w:r>
               <w:rPr>
@@ -5727,7 +5796,7 @@
               <w14:ligatures w14:val="standardContextual"/>
             </w:rPr>
           </w:pPr>
-          <w:hyperlink w:anchor="_Toc236998700" w:history="1">
+          <w:hyperlink w:anchor="_Toc237872245" w:history="1">
             <w:r>
               <w:rPr>
                 <w:rStyle w:val="Hyperlink"/>
@@ -5754,7 +5823,7 @@
                 <w:noProof/>
                 <w:webHidden/>
               </w:rPr>
-              <w:instrText xml:space="preserve"> PAGEREF _Toc236998700 \h </w:instrText>
+              <w:instrText xml:space="preserve"> PAGEREF _Toc237872245 \h </w:instrText>
             </w:r>
             <w:r>
               <w:rPr>
@@ -5801,7 +5870,7 @@
               <w14:ligatures w14:val="standardContextual"/>
             </w:rPr>
           </w:pPr>
-          <w:hyperlink w:anchor="_Toc236998701" w:history="1">
+          <w:hyperlink w:anchor="_Toc237872246" w:history="1">
             <w:r>
               <w:rPr>
                 <w:rStyle w:val="Hyperlink"/>
@@ -5828,7 +5897,7 @@
                 <w:noProof/>
                 <w:webHidden/>
               </w:rPr>
-              <w:instrText xml:space="preserve"> PAGEREF _Toc236998701 \h </w:instrText>
+              <w:instrText xml:space="preserve"> PAGEREF _Toc237872246 \h </w:instrText>
             </w:r>
             <w:r>
               <w:rPr>
@@ -5875,7 +5944,7 @@
               <w14:ligatures w14:val="standardContextual"/>
             </w:rPr>
           </w:pPr>
-          <w:hyperlink w:anchor="_Toc236998702" w:history="1">
+          <w:hyperlink w:anchor="_Toc237872247" w:history="1">
             <w:r>
               <w:rPr>
                 <w:rStyle w:val="Hyperlink"/>
@@ -5902,7 +5971,7 @@
                 <w:noProof/>
                 <w:webHidden/>
               </w:rPr>
-              <w:instrText xml:space="preserve"> PAGEREF _Toc236998702 \h </w:instrText>
+              <w:instrText xml:space="preserve"> PAGEREF _Toc237872247 \h </w:instrText>
             </w:r>
             <w:r>
               <w:rPr>
@@ -5949,7 +6018,7 @@
               <w14:ligatures w14:val="standardContextual"/>
             </w:rPr>
           </w:pPr>
-          <w:hyperlink w:anchor="_Toc236998703" w:history="1">
+          <w:hyperlink w:anchor="_Toc237872248" w:history="1">
             <w:r>
               <w:rPr>
                 <w:rStyle w:val="Hyperlink"/>
@@ -5976,7 +6045,7 @@
                 <w:noProof/>
                 <w:webHidden/>
               </w:rPr>
-              <w:instrText xml:space="preserve"> PAGEREF _Toc236998703 \h </w:instrText>
+              <w:instrText xml:space="preserve"> PAGEREF _Toc237872248 \h </w:instrText>
             </w:r>
             <w:r>
               <w:rPr>
@@ -6024,7 +6093,7 @@
               <w14:ligatures w14:val="standardContextual"/>
             </w:rPr>
           </w:pPr>
-          <w:hyperlink w:anchor="_Toc236998704" w:history="1">
+          <w:hyperlink w:anchor="_Toc237872249" w:history="1">
             <w:r>
               <w:rPr>
                 <w:rStyle w:val="Hyperlink"/>
@@ -6070,7 +6139,7 @@
                 <w:noProof/>
                 <w:webHidden/>
               </w:rPr>
-              <w:instrText xml:space="preserve"> PAGEREF _Toc236998704 \h </w:instrText>
+              <w:instrText xml:space="preserve"> PAGEREF _Toc237872249 \h </w:instrText>
             </w:r>
             <w:r>
               <w:rPr>
@@ -6118,7 +6187,7 @@
               <w14:ligatures w14:val="standardContextual"/>
             </w:rPr>
           </w:pPr>
-          <w:hyperlink w:anchor="_Toc236998705" w:history="1">
+          <w:hyperlink w:anchor="_Toc237872250" w:history="1">
             <w:r>
               <w:rPr>
                 <w:rStyle w:val="Hyperlink"/>
@@ -6164,7 +6233,7 @@
                 <w:noProof/>
                 <w:webHidden/>
               </w:rPr>
-              <w:instrText xml:space="preserve"> PAGEREF _Toc236998705 \h </w:instrText>
+              <w:instrText xml:space="preserve"> PAGEREF _Toc237872250 \h </w:instrText>
             </w:r>
             <w:r>
               <w:rPr>
@@ -6212,7 +6281,7 @@
               <w14:ligatures w14:val="standardContextual"/>
             </w:rPr>
           </w:pPr>
-          <w:hyperlink w:anchor="_Toc236998706" w:history="1">
+          <w:hyperlink w:anchor="_Toc237872251" w:history="1">
             <w:r>
               <w:rPr>
                 <w:rStyle w:val="Hyperlink"/>
@@ -6258,7 +6327,7 @@
                 <w:noProof/>
                 <w:webHidden/>
               </w:rPr>
-              <w:instrText xml:space="preserve"> PAGEREF _Toc236998706 \h </w:instrText>
+              <w:instrText xml:space="preserve"> PAGEREF _Toc237872251 \h </w:instrText>
             </w:r>
             <w:r>
               <w:rPr>
@@ -6306,7 +6375,7 @@
               <w14:ligatures w14:val="standardContextual"/>
             </w:rPr>
           </w:pPr>
-          <w:hyperlink w:anchor="_Toc236998707" w:history="1">
+          <w:hyperlink w:anchor="_Toc237872252" w:history="1">
             <w:r>
               <w:rPr>
                 <w:rStyle w:val="Hyperlink"/>
@@ -6352,7 +6421,7 @@
                 <w:noProof/>
                 <w:webHidden/>
               </w:rPr>
-              <w:instrText xml:space="preserve"> PAGEREF _Toc236998707 \h </w:instrText>
+              <w:instrText xml:space="preserve"> PAGEREF _Toc237872252 \h </w:instrText>
             </w:r>
             <w:r>
               <w:rPr>
@@ -6399,7 +6468,7 @@
               <w14:ligatures w14:val="standardContextual"/>
             </w:rPr>
           </w:pPr>
-          <w:hyperlink w:anchor="_Toc236998708" w:history="1">
+          <w:hyperlink w:anchor="_Toc237872253" w:history="1">
             <w:r>
               <w:rPr>
                 <w:rStyle w:val="Hyperlink"/>
@@ -6426,7 +6495,7 @@
                 <w:noProof/>
                 <w:webHidden/>
               </w:rPr>
-              <w:instrText xml:space="preserve"> PAGEREF _Toc236998708 \h </w:instrText>
+              <w:instrText xml:space="preserve"> PAGEREF _Toc237872253 \h </w:instrText>
             </w:r>
             <w:r>
               <w:rPr>
@@ -6473,7 +6542,7 @@
               <w14:ligatures w14:val="standardContextual"/>
             </w:rPr>
           </w:pPr>
-          <w:hyperlink w:anchor="_Toc236998709" w:history="1">
+          <w:hyperlink w:anchor="_Toc237872254" w:history="1">
             <w:r>
               <w:rPr>
                 <w:rStyle w:val="Hyperlink"/>
@@ -6500,7 +6569,7 @@
                 <w:noProof/>
                 <w:webHidden/>
               </w:rPr>
-              <w:instrText xml:space="preserve"> PAGEREF _Toc236998709 \h </w:instrText>
+              <w:instrText xml:space="preserve"> PAGEREF _Toc237872254 \h </w:instrText>
             </w:r>
             <w:r>
               <w:rPr>
@@ -6544,13 +6613,13 @@
       </w:sdtContent>
     </w:sdt>
     <w:p/>
-    <w:p/>
     <w:p>
       <w:pPr>
         <w:pStyle w:val="Heading1"/>
       </w:pPr>
-      <w:bookmarkStart w:id="0" w:name="_Toc236998676"/>
-      <w:r>
+      <w:bookmarkStart w:id="0" w:name="_Toc237872220"/>
+      <w:r>
+        <w:lastRenderedPageBreak/>
         <w:t>Project Objective</w:t>
       </w:r>
       <w:bookmarkEnd w:id="0"/>
@@ -6559,7 +6628,7 @@
       <w:pPr>
         <w:pStyle w:val="Heading2"/>
       </w:pPr>
-      <w:bookmarkStart w:id="1" w:name="_Toc236998677"/>
+      <w:bookmarkStart w:id="1" w:name="_Toc237872221"/>
       <w:r>
         <w:t>Client background</w:t>
       </w:r>
@@ -6628,14 +6697,22 @@
         <w:pStyle w:val="TNR"/>
       </w:pPr>
       <w:r>
-        <w:t xml:space="preserve">The key problem they would like solved is the comparison of traditional forensic tools to AI versions of forensic tools so that we may develop an analysis of whether or not AI is a worthwhile venture for forensics or if it uses an unreasonable amount of resources. </w:t>
+        <w:t xml:space="preserve">The key problem they would like solved is the comparison of traditional forensic tools to AI versions of forensic tools so that we may develop an analysis of whether or not AI is a worthwhile venture for forensics or if it uses an unreasonable </w:t>
+      </w:r>
+      <w:proofErr w:type="gramStart"/>
+      <w:r>
+        <w:t>amount</w:t>
+      </w:r>
+      <w:proofErr w:type="gramEnd"/>
+      <w:r>
+        <w:t xml:space="preserve"> of resources. </w:t>
       </w:r>
     </w:p>
     <w:p>
       <w:pPr>
         <w:pStyle w:val="Heading2"/>
       </w:pPr>
-      <w:bookmarkStart w:id="2" w:name="_Toc236998678"/>
+      <w:bookmarkStart w:id="2" w:name="_Toc237872222"/>
       <w:r>
         <w:t>Deliverables</w:t>
       </w:r>
@@ -6657,7 +6734,7 @@
       <w:pPr>
         <w:pStyle w:val="Heading2"/>
       </w:pPr>
-      <w:bookmarkStart w:id="3" w:name="_Toc236998679"/>
+      <w:bookmarkStart w:id="3" w:name="_Toc237872223"/>
       <w:r>
         <w:t>Must haves</w:t>
       </w:r>
@@ -6675,7 +6752,7 @@
       <w:pPr>
         <w:pStyle w:val="Heading2"/>
       </w:pPr>
-      <w:bookmarkStart w:id="4" w:name="_Toc236998680"/>
+      <w:bookmarkStart w:id="4" w:name="_Toc237872224"/>
       <w:r>
         <w:t>Nice to haves</w:t>
       </w:r>
@@ -6743,7 +6820,7 @@
       <w:pPr>
         <w:pStyle w:val="Heading2"/>
       </w:pPr>
-      <w:bookmarkStart w:id="5" w:name="_Toc236998681"/>
+      <w:bookmarkStart w:id="5" w:name="_Toc237872225"/>
       <w:r>
         <w:t>Scope</w:t>
       </w:r>
@@ -6754,7 +6831,19 @@
         <w:pStyle w:val="TNR"/>
       </w:pPr>
       <w:r>
-        <w:t xml:space="preserve">Tools that can be run in the Kali Linux environment for the intended uses of performing digital forensics against publicly available datasets are within the scope of this project. Forensic testing and analysis will be performed on OS and mobile-based datasets. As forensics expands a wide variety of activities such as data-carving, memory forensics and network forensics, these will all be considered in-scope for this project as we are looking to test these tools against a variety of different datasets to display their strengths and weaknesses.  The testing of legacy forensics tools and tools that are aided by artificial intelligence are in scope as we are looking to compare the two types of tool. The analysis and documentation of said testing is also within scope. </w:t>
+        <w:t xml:space="preserve">Tools that can be run in the Kali Linux environment for the intended uses of performing digital forensics against publicly available datasets are within the scope of this project. Forensic testing and analysis will be </w:t>
+      </w:r>
+      <w:r>
+        <w:lastRenderedPageBreak/>
+        <w:t xml:space="preserve">performed on OS and mobile-based datasets. As forensics expands a wide variety of activities such as data-carving, memory forensics and network forensics, these will all be considered in-scope for this project as we are looking to test these tools against a variety of different datasets to display their strengths and weaknesses.  The testing of legacy forensics tools and tools that are aided by artificial intelligence are in scope as we are looking to compare the two types of </w:t>
+      </w:r>
+      <w:proofErr w:type="gramStart"/>
+      <w:r>
+        <w:t>tool</w:t>
+      </w:r>
+      <w:proofErr w:type="gramEnd"/>
+      <w:r>
+        <w:t xml:space="preserve">. The analysis and documentation of said testing is also within scope. </w:t>
       </w:r>
     </w:p>
     <w:p>
@@ -6762,7 +6851,13 @@
         <w:pStyle w:val="TNR"/>
       </w:pPr>
       <w:r>
-        <w:t xml:space="preserve">The development of our own tools for forensics purposes isn’t considered within the scope of the project; we will be using publicly available ones instead. </w:t>
+        <w:t>The development of our own tools for forensics purposes is</w:t>
+      </w:r>
+      <w:r>
+        <w:t xml:space="preserve"> no</w:t>
+      </w:r>
+      <w:r>
+        <w:t xml:space="preserve">t considered within the scope of the project; we will be using publicly available ones instead. </w:t>
       </w:r>
       <w:r>
         <w:t xml:space="preserve">While a </w:t>
@@ -6783,7 +6878,15 @@
         <w:t>a full investigation into them is</w:t>
       </w:r>
       <w:r>
-        <w:t xml:space="preserve"> considered to be outside the scope of this project. Cloud-based tools are also out of scope, this is because the machine we will be working on is a locally hosted machine on a local network.</w:t>
+        <w:t xml:space="preserve"> considered to be outside the scope of this project. Cloud-based tools are also out of </w:t>
+      </w:r>
+      <w:proofErr w:type="gramStart"/>
+      <w:r>
+        <w:t>scope,</w:t>
+      </w:r>
+      <w:proofErr w:type="gramEnd"/>
+      <w:r>
+        <w:t xml:space="preserve"> this is because the machine we will be working on is a locally hosted machine on a local network.</w:t>
       </w:r>
     </w:p>
     <w:p>
@@ -6801,9 +6904,11 @@
       <w:pPr>
         <w:pStyle w:val="Heading2"/>
       </w:pPr>
+      <w:bookmarkStart w:id="6" w:name="_Toc237872226"/>
       <w:r>
         <w:t>Use of AI</w:t>
       </w:r>
+      <w:bookmarkEnd w:id="6"/>
     </w:p>
     <w:p>
       <w:pPr>
@@ -6930,54 +7035,34 @@
     </w:p>
     <w:p>
       <w:pPr>
-        <w:rPr>
-          <w:lang w:val="en-NZ"/>
-        </w:rPr>
-      </w:pPr>
-    </w:p>
-    <w:p>
-      <w:pPr>
-        <w:rPr>
-          <w:lang w:val="en-NZ"/>
-        </w:rPr>
-      </w:pPr>
-    </w:p>
-    <w:p>
-      <w:pPr>
-        <w:rPr>
-          <w:lang w:val="en-NZ"/>
-        </w:rPr>
-      </w:pPr>
-    </w:p>
-    <w:p>
-      <w:pPr>
         <w:pStyle w:val="Heading1"/>
       </w:pPr>
-      <w:bookmarkStart w:id="6" w:name="_Toc236998682"/>
-      <w:r>
+      <w:bookmarkStart w:id="7" w:name="_Toc237872227"/>
+      <w:r>
+        <w:lastRenderedPageBreak/>
         <w:t>Project Plan</w:t>
       </w:r>
-      <w:bookmarkEnd w:id="6"/>
+      <w:bookmarkEnd w:id="7"/>
     </w:p>
     <w:p>
       <w:pPr>
         <w:pStyle w:val="Heading2"/>
       </w:pPr>
-      <w:bookmarkStart w:id="7" w:name="_Toc236998683"/>
+      <w:bookmarkStart w:id="8" w:name="_Toc237872228"/>
       <w:r>
         <w:t>Methodology</w:t>
       </w:r>
-      <w:bookmarkEnd w:id="7"/>
+      <w:bookmarkEnd w:id="8"/>
     </w:p>
     <w:p>
       <w:pPr>
         <w:pStyle w:val="Heading3"/>
       </w:pPr>
-      <w:bookmarkStart w:id="8" w:name="_Toc236998684"/>
+      <w:bookmarkStart w:id="9" w:name="_Toc237872229"/>
       <w:r>
         <w:t>Kanban</w:t>
       </w:r>
-      <w:bookmarkEnd w:id="8"/>
+      <w:bookmarkEnd w:id="9"/>
     </w:p>
     <w:p>
       <w:pPr>
@@ -6991,6 +7076,7 @@
           <w:id w:val="1397781156"/>
           <w:citation/>
         </w:sdtPr>
+        <w:sdtEndPr/>
         <w:sdtContent>
           <w:r>
             <w:fldChar w:fldCharType="begin"/>
@@ -7036,11 +7122,11 @@
       <w:pPr>
         <w:pStyle w:val="Heading3"/>
       </w:pPr>
-      <w:bookmarkStart w:id="9" w:name="_Toc236998685"/>
+      <w:bookmarkStart w:id="10" w:name="_Toc237872230"/>
       <w:r>
         <w:t>NIST CTFF</w:t>
       </w:r>
-      <w:bookmarkEnd w:id="9"/>
+      <w:bookmarkEnd w:id="10"/>
     </w:p>
     <w:p>
       <w:pPr>
@@ -7075,6 +7161,7 @@
           <w:id w:val="-1745091917"/>
           <w:citation/>
         </w:sdtPr>
+        <w:sdtEndPr/>
         <w:sdtContent>
           <w:r>
             <w:fldChar w:fldCharType="begin"/>
@@ -7141,13 +7228,45 @@
         <w:t>:</w:t>
       </w:r>
       <w:r>
-        <w:t xml:space="preserve"> Acquire tool to be tested, Review tool documentation, Select relevant test cases depending on features supported by tool, Develop </w:t>
+        <w:t xml:space="preserve"> Acquire tool to be tested, Review tool documentation, </w:t>
+      </w:r>
+      <w:proofErr w:type="gramStart"/>
+      <w:r>
+        <w:t>Select</w:t>
+      </w:r>
+      <w:proofErr w:type="gramEnd"/>
+      <w:r>
+        <w:t xml:space="preserve"> relevant test cases depending on features supported by tool, </w:t>
+      </w:r>
+      <w:proofErr w:type="gramStart"/>
+      <w:r>
+        <w:t>Develop</w:t>
+      </w:r>
+      <w:proofErr w:type="gramEnd"/>
+      <w:r>
+        <w:t xml:space="preserve"> </w:t>
       </w:r>
       <w:r>
         <w:t>t</w:t>
       </w:r>
       <w:r>
-        <w:t xml:space="preserve">est strategy, Execute tests, Produce test report, </w:t>
+        <w:t xml:space="preserve">est strategy, </w:t>
+      </w:r>
+      <w:proofErr w:type="gramStart"/>
+      <w:r>
+        <w:t>Execute</w:t>
+      </w:r>
+      <w:proofErr w:type="gramEnd"/>
+      <w:r>
+        <w:t xml:space="preserve"> tests, </w:t>
+      </w:r>
+      <w:proofErr w:type="gramStart"/>
+      <w:r>
+        <w:t>Produce</w:t>
+      </w:r>
+      <w:proofErr w:type="gramEnd"/>
+      <w:r>
+        <w:t xml:space="preserve"> test report, </w:t>
       </w:r>
       <w:r>
         <w:t>Team r</w:t>
@@ -7186,11 +7305,11 @@
       <w:pPr>
         <w:pStyle w:val="Heading2"/>
       </w:pPr>
-      <w:bookmarkStart w:id="10" w:name="_Toc236998686"/>
+      <w:bookmarkStart w:id="11" w:name="_Toc237872231"/>
       <w:r>
         <w:t>Technologies</w:t>
       </w:r>
-      <w:bookmarkEnd w:id="10"/>
+      <w:bookmarkEnd w:id="11"/>
     </w:p>
     <w:p>
       <w:pPr>
@@ -7298,7 +7417,15 @@
         <w:t>DISCUSS FORENSIC TOOLS</w:t>
       </w:r>
       <w:r>
-        <w:t xml:space="preserve"> WE ASSESSING (Version number + Citations)</w:t>
+        <w:t xml:space="preserve"> WE </w:t>
+      </w:r>
+      <w:proofErr w:type="gramStart"/>
+      <w:r>
+        <w:t>ASSESSING</w:t>
+      </w:r>
+      <w:proofErr w:type="gramEnd"/>
+      <w:r>
+        <w:t xml:space="preserve"> (Version number + Citations)</w:t>
       </w:r>
     </w:p>
     <w:p>
@@ -7310,11 +7437,12 @@
       <w:pPr>
         <w:pStyle w:val="Heading2"/>
       </w:pPr>
-      <w:bookmarkStart w:id="11" w:name="_Toc236998687"/>
-      <w:r>
+      <w:bookmarkStart w:id="12" w:name="_Toc237872232"/>
+      <w:r>
+        <w:lastRenderedPageBreak/>
         <w:t>Project budget</w:t>
       </w:r>
-      <w:bookmarkEnd w:id="11"/>
+      <w:bookmarkEnd w:id="12"/>
     </w:p>
     <w:p>
       <w:pPr>
@@ -7351,34 +7479,27 @@
     </w:p>
     <w:p>
       <w:pPr>
-        <w:rPr>
-          <w:lang w:val="en-NZ"/>
-        </w:rPr>
-      </w:pPr>
-    </w:p>
-    <w:p>
-      <w:pPr>
         <w:pStyle w:val="Heading1"/>
       </w:pPr>
-      <w:bookmarkStart w:id="12" w:name="_Toc236665775"/>
-      <w:bookmarkStart w:id="13" w:name="_Toc236998688"/>
+      <w:bookmarkStart w:id="13" w:name="_Toc236665775"/>
+      <w:bookmarkStart w:id="14" w:name="_Toc237872233"/>
       <w:r>
         <w:t>Project Personnel</w:t>
       </w:r>
-      <w:bookmarkEnd w:id="12"/>
       <w:bookmarkEnd w:id="13"/>
+      <w:bookmarkEnd w:id="14"/>
     </w:p>
     <w:p>
       <w:pPr>
         <w:pStyle w:val="Heading2"/>
       </w:pPr>
-      <w:bookmarkStart w:id="14" w:name="_Toc236665776"/>
-      <w:bookmarkStart w:id="15" w:name="_Toc236998689"/>
+      <w:bookmarkStart w:id="15" w:name="_Toc236665776"/>
+      <w:bookmarkStart w:id="16" w:name="_Toc237872234"/>
       <w:r>
         <w:t>Client details including organisation</w:t>
       </w:r>
-      <w:bookmarkEnd w:id="14"/>
       <w:bookmarkEnd w:id="15"/>
+      <w:bookmarkEnd w:id="16"/>
     </w:p>
     <w:p>
       <w:pPr>
@@ -7408,19 +7529,43 @@
       <w:pPr>
         <w:pStyle w:val="Heading2"/>
       </w:pPr>
-      <w:bookmarkStart w:id="16" w:name="_Toc236665777"/>
-      <w:bookmarkStart w:id="17" w:name="_Toc236998690"/>
+      <w:bookmarkStart w:id="17" w:name="_Toc236665777"/>
+      <w:bookmarkStart w:id="18" w:name="_Toc237872235"/>
       <w:r>
         <w:t>Group Members</w:t>
       </w:r>
-      <w:bookmarkEnd w:id="16"/>
       <w:bookmarkEnd w:id="17"/>
+      <w:bookmarkEnd w:id="18"/>
     </w:p>
     <w:p>
       <w:pPr>
         <w:pStyle w:val="Caption"/>
         <w:keepNext/>
       </w:pPr>
+      <w:r>
+        <w:t xml:space="preserve">Table </w:t>
+      </w:r>
+      <w:r>
+        <w:fldChar w:fldCharType="begin"/>
+      </w:r>
+      <w:r>
+        <w:instrText xml:space="preserve"> SEQ Table \* ARABIC </w:instrText>
+      </w:r>
+      <w:r>
+        <w:fldChar w:fldCharType="separate"/>
+      </w:r>
+      <w:r>
+        <w:rPr>
+          <w:noProof/>
+        </w:rPr>
+        <w:t>1</w:t>
+      </w:r>
+      <w:r>
+        <w:fldChar w:fldCharType="end"/>
+      </w:r>
+      <w:r>
+        <w:t xml:space="preserve"> - Group members</w:t>
+      </w:r>
     </w:p>
     <w:tbl>
       <w:tblPr>
@@ -7436,7 +7581,7 @@
       <w:tr>
         <w:tc>
           <w:tcPr>
-            <w:tcW w:w="1980" w:type="dxa"/>
+            <w:tcW w:w="1979" w:type="dxa"/>
           </w:tcPr>
           <w:p>
             <w:pPr>
@@ -7449,7 +7594,7 @@
         </w:tc>
         <w:tc>
           <w:tcPr>
-            <w:tcW w:w="1276" w:type="dxa"/>
+            <w:tcW w:w="1283" w:type="dxa"/>
           </w:tcPr>
           <w:p>
             <w:pPr>
@@ -7462,7 +7607,7 @@
         </w:tc>
         <w:tc>
           <w:tcPr>
-            <w:tcW w:w="7200" w:type="dxa"/>
+            <w:tcW w:w="7194" w:type="dxa"/>
           </w:tcPr>
           <w:p>
             <w:pPr>
@@ -7477,7 +7622,7 @@
       <w:tr>
         <w:tc>
           <w:tcPr>
-            <w:tcW w:w="1980" w:type="dxa"/>
+            <w:tcW w:w="1979" w:type="dxa"/>
           </w:tcPr>
           <w:p>
             <w:pPr>
@@ -7490,7 +7635,7 @@
         </w:tc>
         <w:tc>
           <w:tcPr>
-            <w:tcW w:w="1276" w:type="dxa"/>
+            <w:tcW w:w="1283" w:type="dxa"/>
           </w:tcPr>
           <w:p>
             <w:pPr>
@@ -7503,7 +7648,7 @@
         </w:tc>
         <w:tc>
           <w:tcPr>
-            <w:tcW w:w="7200" w:type="dxa"/>
+            <w:tcW w:w="7194" w:type="dxa"/>
           </w:tcPr>
           <w:p>
             <w:pPr>
@@ -7518,7 +7663,7 @@
       <w:tr>
         <w:tc>
           <w:tcPr>
-            <w:tcW w:w="1980" w:type="dxa"/>
+            <w:tcW w:w="1979" w:type="dxa"/>
           </w:tcPr>
           <w:p>
             <w:pPr>
@@ -7531,7 +7676,7 @@
         </w:tc>
         <w:tc>
           <w:tcPr>
-            <w:tcW w:w="1276" w:type="dxa"/>
+            <w:tcW w:w="1283" w:type="dxa"/>
           </w:tcPr>
           <w:p>
             <w:pPr>
@@ -7544,7 +7689,7 @@
         </w:tc>
         <w:tc>
           <w:tcPr>
-            <w:tcW w:w="7200" w:type="dxa"/>
+            <w:tcW w:w="7194" w:type="dxa"/>
           </w:tcPr>
           <w:p>
             <w:pPr>
@@ -7559,7 +7704,7 @@
       <w:tr>
         <w:tc>
           <w:tcPr>
-            <w:tcW w:w="1980" w:type="dxa"/>
+            <w:tcW w:w="1979" w:type="dxa"/>
           </w:tcPr>
           <w:p>
             <w:pPr>
@@ -7572,7 +7717,7 @@
         </w:tc>
         <w:tc>
           <w:tcPr>
-            <w:tcW w:w="1276" w:type="dxa"/>
+            <w:tcW w:w="1283" w:type="dxa"/>
           </w:tcPr>
           <w:p>
             <w:pPr>
@@ -7585,7 +7730,7 @@
         </w:tc>
         <w:tc>
           <w:tcPr>
-            <w:tcW w:w="7200" w:type="dxa"/>
+            <w:tcW w:w="7194" w:type="dxa"/>
           </w:tcPr>
           <w:p>
             <w:pPr>
@@ -7600,7 +7745,7 @@
       <w:tr>
         <w:tc>
           <w:tcPr>
-            <w:tcW w:w="1980" w:type="dxa"/>
+            <w:tcW w:w="1979" w:type="dxa"/>
           </w:tcPr>
           <w:p>
             <w:pPr>
@@ -7613,7 +7758,7 @@
         </w:tc>
         <w:tc>
           <w:tcPr>
-            <w:tcW w:w="1276" w:type="dxa"/>
+            <w:tcW w:w="1283" w:type="dxa"/>
           </w:tcPr>
           <w:p>
             <w:pPr>
@@ -7626,7 +7771,7 @@
         </w:tc>
         <w:tc>
           <w:tcPr>
-            <w:tcW w:w="7200" w:type="dxa"/>
+            <w:tcW w:w="7194" w:type="dxa"/>
           </w:tcPr>
           <w:p>
             <w:pPr>
@@ -7642,10 +7787,41 @@
     </w:tbl>
     <w:p>
       <w:pPr>
+        <w:pStyle w:val="Heading2"/>
+      </w:pPr>
+      <w:bookmarkStart w:id="19" w:name="_Toc236665778"/>
+      <w:bookmarkStart w:id="20" w:name="_Toc237872236"/>
+      <w:r>
+        <w:t>Project Advisor</w:t>
+      </w:r>
+      <w:bookmarkEnd w:id="19"/>
+      <w:bookmarkEnd w:id="20"/>
+    </w:p>
+    <w:p>
+      <w:pPr>
+        <w:pStyle w:val="TNR"/>
+      </w:pPr>
+      <w:r>
+        <w:t>The project advisor for this project is Clement Swarnappa.</w:t>
+      </w:r>
+    </w:p>
+    <w:p>
+      <w:pPr>
+        <w:pStyle w:val="Heading3"/>
+      </w:pPr>
+      <w:bookmarkStart w:id="21" w:name="_Toc236665779"/>
+      <w:bookmarkStart w:id="22" w:name="_Toc237872237"/>
+      <w:r>
+        <w:lastRenderedPageBreak/>
+        <w:t>Communication plan</w:t>
+      </w:r>
+      <w:bookmarkEnd w:id="21"/>
+      <w:bookmarkEnd w:id="22"/>
+    </w:p>
+    <w:p>
+      <w:pPr>
         <w:pStyle w:val="Caption"/>
-        <w:rPr>
-          <w:lang w:val="en-NZ"/>
-        </w:rPr>
+        <w:keepNext/>
       </w:pPr>
       <w:r>
         <w:t xml:space="preserve">Table </w:t>
@@ -7663,46 +7839,17 @@
         <w:rPr>
           <w:noProof/>
         </w:rPr>
-        <w:t>1</w:t>
+        <w:t>2</w:t>
       </w:r>
       <w:r>
         <w:fldChar w:fldCharType="end"/>
       </w:r>
       <w:r>
-        <w:t xml:space="preserve"> - Group members</w:t>
-      </w:r>
-    </w:p>
-    <w:p>
-      <w:pPr>
-        <w:pStyle w:val="Heading2"/>
-      </w:pPr>
-      <w:bookmarkStart w:id="18" w:name="_Toc236665778"/>
-      <w:bookmarkStart w:id="19" w:name="_Toc236998691"/>
-      <w:r>
-        <w:t>Project Advisor</w:t>
-      </w:r>
-      <w:bookmarkEnd w:id="18"/>
-      <w:bookmarkEnd w:id="19"/>
-    </w:p>
-    <w:p>
-      <w:pPr>
-        <w:pStyle w:val="TNR"/>
-      </w:pPr>
-      <w:r>
-        <w:t>The project advisor for this project is Clement Swarnappa.</w:t>
-      </w:r>
-    </w:p>
-    <w:p>
-      <w:pPr>
-        <w:pStyle w:val="Heading3"/>
-      </w:pPr>
-      <w:bookmarkStart w:id="20" w:name="_Toc236665779"/>
-      <w:bookmarkStart w:id="21" w:name="_Toc236998692"/>
-      <w:r>
-        <w:t>Communication plan</w:t>
-      </w:r>
-      <w:bookmarkEnd w:id="20"/>
-      <w:bookmarkEnd w:id="21"/>
+        <w:t xml:space="preserve"> </w:t>
+      </w:r>
+      <w:r>
+        <w:t>- Communications plan</w:t>
+      </w:r>
     </w:p>
     <w:tbl>
       <w:tblPr>
@@ -7712,8 +7859,8 @@
       </w:tblPr>
       <w:tblGrid>
         <w:gridCol w:w="3361"/>
-        <w:gridCol w:w="4134"/>
-        <w:gridCol w:w="2961"/>
+        <w:gridCol w:w="3864"/>
+        <w:gridCol w:w="3231"/>
       </w:tblGrid>
       <w:tr>
         <w:tc>
@@ -7723,34 +7870,58 @@
           <w:p>
             <w:pPr>
               <w:pStyle w:val="TNR"/>
-            </w:pPr>
-            <w:r>
+              <w:rPr>
+                <w:b/>
+                <w:bCs/>
+              </w:rPr>
+            </w:pPr>
+            <w:r>
+              <w:rPr>
+                <w:b/>
+                <w:bCs/>
+              </w:rPr>
               <w:t>Name</w:t>
             </w:r>
           </w:p>
         </w:tc>
         <w:tc>
           <w:tcPr>
-            <w:tcW w:w="4134" w:type="dxa"/>
-          </w:tcPr>
-          <w:p>
-            <w:pPr>
-              <w:pStyle w:val="TNR"/>
-            </w:pPr>
-            <w:r>
+            <w:tcW w:w="3864" w:type="dxa"/>
+          </w:tcPr>
+          <w:p>
+            <w:pPr>
+              <w:pStyle w:val="TNR"/>
+              <w:rPr>
+                <w:b/>
+                <w:bCs/>
+              </w:rPr>
+            </w:pPr>
+            <w:r>
+              <w:rPr>
+                <w:b/>
+                <w:bCs/>
+              </w:rPr>
               <w:t>Email address</w:t>
             </w:r>
           </w:p>
         </w:tc>
         <w:tc>
           <w:tcPr>
-            <w:tcW w:w="2961" w:type="dxa"/>
-          </w:tcPr>
-          <w:p>
-            <w:pPr>
-              <w:pStyle w:val="TNR"/>
-            </w:pPr>
-            <w:r>
+            <w:tcW w:w="3231" w:type="dxa"/>
+          </w:tcPr>
+          <w:p>
+            <w:pPr>
+              <w:pStyle w:val="TNR"/>
+              <w:rPr>
+                <w:b/>
+                <w:bCs/>
+              </w:rPr>
+            </w:pPr>
+            <w:r>
+              <w:rPr>
+                <w:b/>
+                <w:bCs/>
+              </w:rPr>
               <w:t>Primary Method of Contact</w:t>
             </w:r>
           </w:p>
@@ -7772,7 +7943,7 @@
         </w:tc>
         <w:tc>
           <w:tcPr>
-            <w:tcW w:w="4134" w:type="dxa"/>
+            <w:tcW w:w="3864" w:type="dxa"/>
           </w:tcPr>
           <w:p>
             <w:pPr>
@@ -7785,7 +7956,7 @@
         </w:tc>
         <w:tc>
           <w:tcPr>
-            <w:tcW w:w="2961" w:type="dxa"/>
+            <w:tcW w:w="3231" w:type="dxa"/>
           </w:tcPr>
           <w:p>
             <w:pPr>
@@ -7818,7 +7989,7 @@
         </w:tc>
         <w:tc>
           <w:tcPr>
-            <w:tcW w:w="4134" w:type="dxa"/>
+            <w:tcW w:w="3864" w:type="dxa"/>
           </w:tcPr>
           <w:p>
             <w:pPr>
@@ -7831,7 +8002,7 @@
         </w:tc>
         <w:tc>
           <w:tcPr>
-            <w:tcW w:w="2961" w:type="dxa"/>
+            <w:tcW w:w="3231" w:type="dxa"/>
           </w:tcPr>
           <w:p>
             <w:pPr>
@@ -7859,7 +8030,7 @@
         </w:tc>
         <w:tc>
           <w:tcPr>
-            <w:tcW w:w="4134" w:type="dxa"/>
+            <w:tcW w:w="3864" w:type="dxa"/>
           </w:tcPr>
           <w:p>
             <w:pPr>
@@ -7872,7 +8043,7 @@
         </w:tc>
         <w:tc>
           <w:tcPr>
-            <w:tcW w:w="2961" w:type="dxa"/>
+            <w:tcW w:w="3231" w:type="dxa"/>
           </w:tcPr>
           <w:p>
             <w:pPr>
@@ -7900,20 +8071,28 @@
         </w:tc>
         <w:tc>
           <w:tcPr>
-            <w:tcW w:w="4134" w:type="dxa"/>
-          </w:tcPr>
-          <w:p>
-            <w:pPr>
-              <w:pStyle w:val="TNR"/>
-            </w:pPr>
-            <w:r>
-              <w:t>Olivia-hey.hey01</w:t>
-            </w:r>
-          </w:p>
-        </w:tc>
-        <w:tc>
-          <w:tcPr>
-            <w:tcW w:w="2961" w:type="dxa"/>
+            <w:tcW w:w="3864" w:type="dxa"/>
+          </w:tcPr>
+          <w:p>
+            <w:pPr>
+              <w:pStyle w:val="TNR"/>
+            </w:pPr>
+            <w:r>
+              <w:t>Olivia-</w:t>
+            </w:r>
+            <w:proofErr w:type="gramStart"/>
+            <w:r>
+              <w:t>hey.hey</w:t>
+            </w:r>
+            <w:proofErr w:type="gramEnd"/>
+            <w:r>
+              <w:t>01</w:t>
+            </w:r>
+          </w:p>
+        </w:tc>
+        <w:tc>
+          <w:tcPr>
+            <w:tcW w:w="3231" w:type="dxa"/>
           </w:tcPr>
           <w:p>
             <w:pPr>
@@ -7941,7 +8120,7 @@
         </w:tc>
         <w:tc>
           <w:tcPr>
-            <w:tcW w:w="4134" w:type="dxa"/>
+            <w:tcW w:w="3864" w:type="dxa"/>
           </w:tcPr>
           <w:p>
             <w:pPr>
@@ -7954,7 +8133,7 @@
         </w:tc>
         <w:tc>
           <w:tcPr>
-            <w:tcW w:w="2961" w:type="dxa"/>
+            <w:tcW w:w="3231" w:type="dxa"/>
           </w:tcPr>
           <w:p>
             <w:pPr>
@@ -7982,7 +8161,7 @@
         </w:tc>
         <w:tc>
           <w:tcPr>
-            <w:tcW w:w="4134" w:type="dxa"/>
+            <w:tcW w:w="3864" w:type="dxa"/>
           </w:tcPr>
           <w:p>
             <w:pPr>
@@ -7995,7 +8174,7 @@
         </w:tc>
         <w:tc>
           <w:tcPr>
-            <w:tcW w:w="2961" w:type="dxa"/>
+            <w:tcW w:w="3231" w:type="dxa"/>
           </w:tcPr>
           <w:p>
             <w:pPr>
@@ -8010,7 +8189,128 @@
     </w:tbl>
     <w:p>
       <w:pPr>
+        <w:pStyle w:val="Heading2"/>
+      </w:pPr>
+      <w:bookmarkStart w:id="23" w:name="_Toc236665780"/>
+      <w:bookmarkStart w:id="24" w:name="_Toc237872238"/>
+      <w:r>
+        <w:t xml:space="preserve">General </w:t>
+      </w:r>
+      <w:r>
+        <w:t>Conflict of Interest statement</w:t>
+      </w:r>
+      <w:bookmarkEnd w:id="23"/>
+      <w:bookmarkEnd w:id="24"/>
+    </w:p>
+    <w:p>
+      <w:pPr>
+        <w:pStyle w:val="TNR"/>
+      </w:pPr>
+      <w:r>
+        <w:t xml:space="preserve">As our client Geoff Gordon is a member of the </w:t>
+      </w:r>
+      <w:proofErr w:type="spellStart"/>
+      <w:r>
+        <w:t>WelTec</w:t>
+      </w:r>
+      <w:proofErr w:type="spellEnd"/>
+      <w:r>
+        <w:t xml:space="preserve"> staff, his employer is the same as the institution that runs this capstone course, this constitutes a conflict of interest. The prevailing vague familiarity with Geoff within the team also means a relationship exists that could compromise the sincerity of </w:t>
+      </w:r>
+      <w:r>
+        <w:t>professional</w:t>
+      </w:r>
+      <w:r>
+        <w:t xml:space="preserve"> transaction</w:t>
+      </w:r>
+      <w:r>
+        <w:t>s</w:t>
+      </w:r>
+      <w:r>
+        <w:t xml:space="preserve"> </w:t>
+      </w:r>
+      <w:r>
+        <w:t>between</w:t>
+      </w:r>
+      <w:r>
+        <w:t xml:space="preserve"> client </w:t>
+      </w:r>
+      <w:r>
+        <w:t>and</w:t>
+      </w:r>
+      <w:r>
+        <w:t xml:space="preserve"> student. </w:t>
+      </w:r>
+    </w:p>
+    <w:p>
+      <w:pPr>
+        <w:pStyle w:val="TNR"/>
+      </w:pPr>
+    </w:p>
+    <w:p>
+      <w:pPr>
+        <w:pStyle w:val="TNR"/>
+      </w:pPr>
+    </w:p>
+    <w:p>
+      <w:pPr>
+        <w:pStyle w:val="TNR"/>
+      </w:pPr>
+    </w:p>
+    <w:p>
+      <w:pPr>
+        <w:pStyle w:val="TNR"/>
+      </w:pPr>
+    </w:p>
+    <w:p>
+      <w:pPr>
+        <w:pStyle w:val="TNR"/>
+      </w:pPr>
+    </w:p>
+    <w:p>
+      <w:pPr>
+        <w:pStyle w:val="TNR"/>
+      </w:pPr>
+    </w:p>
+    <w:p>
+      <w:pPr>
+        <w:pStyle w:val="TNR"/>
+      </w:pPr>
+    </w:p>
+    <w:p>
+      <w:pPr>
+        <w:pStyle w:val="TNR"/>
+      </w:pPr>
+    </w:p>
+    <w:p>
+      <w:pPr>
+        <w:pStyle w:val="TNR"/>
+      </w:pPr>
+    </w:p>
+    <w:p>
+      <w:pPr>
+        <w:pStyle w:val="Heading2"/>
+      </w:pPr>
+      <w:bookmarkStart w:id="25" w:name="_Toc236665781"/>
+      <w:bookmarkStart w:id="26" w:name="_Toc237872239"/>
+      <w:r>
+        <w:t>RACI assessment matrix</w:t>
+      </w:r>
+      <w:bookmarkEnd w:id="25"/>
+      <w:bookmarkEnd w:id="26"/>
+    </w:p>
+    <w:p>
+      <w:pPr>
+        <w:pStyle w:val="TNR"/>
+      </w:pPr>
+      <w:r>
+        <w:t>This matrix divulges the relative responsibility the stakeholders of this project possess with regards to each task. R – Responsible A – Accountable C – Consulted I - Informed</w:t>
+      </w:r>
+    </w:p>
+    <w:p>
+      <w:pPr>
         <w:pStyle w:val="Caption"/>
+        <w:keepNext/>
       </w:pPr>
       <w:r>
         <w:t xml:space="preserve">Table </w:t>
@@ -8028,109 +8328,34 @@
         <w:rPr>
           <w:noProof/>
         </w:rPr>
-        <w:t>2</w:t>
+        <w:t>3</w:t>
       </w:r>
       <w:r>
         <w:fldChar w:fldCharType="end"/>
       </w:r>
       <w:r>
-        <w:t xml:space="preserve"> - Communications plan table</w:t>
-      </w:r>
-    </w:p>
-    <w:p>
-      <w:pPr>
-        <w:pStyle w:val="Heading2"/>
-      </w:pPr>
-      <w:bookmarkStart w:id="22" w:name="_Toc236665780"/>
-      <w:bookmarkStart w:id="23" w:name="_Toc236998693"/>
-      <w:r>
-        <w:t xml:space="preserve">General </w:t>
-      </w:r>
-      <w:r>
-        <w:t>Conflict of Interest statement</w:t>
-      </w:r>
-      <w:bookmarkEnd w:id="22"/>
-      <w:bookmarkEnd w:id="23"/>
-    </w:p>
-    <w:p>
-      <w:pPr>
-        <w:pStyle w:val="TNR"/>
-      </w:pPr>
-      <w:r>
-        <w:t xml:space="preserve">As our client Geoff Gordon is a member of the </w:t>
-      </w:r>
-      <w:proofErr w:type="spellStart"/>
-      <w:r>
-        <w:t>WelTec</w:t>
-      </w:r>
-      <w:proofErr w:type="spellEnd"/>
-      <w:r>
-        <w:t xml:space="preserve"> staff, his employer is the same as the institution that runs this capstone course, this constitutes a conflict of interest. The prevailing vague familiarity with Geoff within the team also means a relationship exists that could compromise the sincerity of </w:t>
-      </w:r>
-      <w:r>
-        <w:t>professional</w:t>
-      </w:r>
-      <w:r>
-        <w:t xml:space="preserve"> transaction</w:t>
-      </w:r>
-      <w:r>
-        <w:t>s</w:t>
-      </w:r>
-      <w:r>
-        <w:t xml:space="preserve"> </w:t>
-      </w:r>
-      <w:r>
-        <w:t>between</w:t>
-      </w:r>
-      <w:r>
-        <w:t xml:space="preserve"> client </w:t>
-      </w:r>
-      <w:r>
-        <w:t>and</w:t>
-      </w:r>
-      <w:r>
-        <w:t xml:space="preserve"> student. </w:t>
-      </w:r>
-    </w:p>
-    <w:p>
-      <w:pPr>
-        <w:pStyle w:val="Heading2"/>
-      </w:pPr>
-      <w:bookmarkStart w:id="24" w:name="_Toc236665781"/>
-      <w:bookmarkStart w:id="25" w:name="_Toc236998694"/>
-      <w:r>
-        <w:t>RACI assessment matrix</w:t>
-      </w:r>
-      <w:bookmarkEnd w:id="24"/>
-      <w:bookmarkEnd w:id="25"/>
-    </w:p>
-    <w:p>
-      <w:pPr>
-        <w:pStyle w:val="TNR"/>
-      </w:pPr>
-      <w:r>
-        <w:t>This matrix divulges the relative responsibility the stakeholders of this project possess with regards to each task. R – Responsible A – Accountable C – Consulted I - Informed</w:t>
+        <w:t xml:space="preserve"> - RACI Assessment Matrix</w:t>
       </w:r>
     </w:p>
     <w:tbl>
       <w:tblPr>
         <w:tblStyle w:val="TableGrid"/>
-        <w:tblW w:w="0" w:type="auto"/>
+        <w:tblW w:w="10627" w:type="dxa"/>
         <w:tblLook w:val="04A0" w:firstRow="1" w:lastRow="0" w:firstColumn="1" w:lastColumn="0" w:noHBand="0" w:noVBand="1"/>
       </w:tblPr>
       <w:tblGrid>
-        <w:gridCol w:w="3096"/>
-        <w:gridCol w:w="1213"/>
-        <w:gridCol w:w="1454"/>
-        <w:gridCol w:w="1402"/>
-        <w:gridCol w:w="1110"/>
-        <w:gridCol w:w="1100"/>
-        <w:gridCol w:w="1081"/>
+        <w:gridCol w:w="4658"/>
+        <w:gridCol w:w="963"/>
+        <w:gridCol w:w="1283"/>
+        <w:gridCol w:w="1176"/>
+        <w:gridCol w:w="846"/>
+        <w:gridCol w:w="818"/>
+        <w:gridCol w:w="883"/>
       </w:tblGrid>
       <w:tr>
         <w:tc>
           <w:tcPr>
-            <w:tcW w:w="2990" w:type="dxa"/>
+            <w:tcW w:w="4673" w:type="dxa"/>
           </w:tcPr>
           <w:p>
             <w:pPr>
@@ -8151,11 +8376,12 @@
         </w:tc>
         <w:tc>
           <w:tcPr>
-            <w:tcW w:w="1232" w:type="dxa"/>
-          </w:tcPr>
-          <w:p>
-            <w:pPr>
-              <w:pStyle w:val="TNR"/>
+            <w:tcW w:w="947" w:type="dxa"/>
+          </w:tcPr>
+          <w:p>
+            <w:pPr>
+              <w:pStyle w:val="TNR"/>
+              <w:spacing w:after="0"/>
             </w:pPr>
             <w:r>
               <w:t>Geoff Gordon (Client)</w:t>
@@ -8164,11 +8390,12 @@
         </w:tc>
         <w:tc>
           <w:tcPr>
-            <w:tcW w:w="1466" w:type="dxa"/>
-          </w:tcPr>
-          <w:p>
-            <w:pPr>
-              <w:pStyle w:val="TNR"/>
+            <w:tcW w:w="1283" w:type="dxa"/>
+          </w:tcPr>
+          <w:p>
+            <w:pPr>
+              <w:pStyle w:val="TNR"/>
+              <w:spacing w:after="0"/>
             </w:pPr>
             <w:r>
               <w:t xml:space="preserve">Clement </w:t>
@@ -8185,11 +8412,12 @@
         </w:tc>
         <w:tc>
           <w:tcPr>
-            <w:tcW w:w="1418" w:type="dxa"/>
-          </w:tcPr>
-          <w:p>
-            <w:pPr>
-              <w:pStyle w:val="TNR"/>
+            <w:tcW w:w="1176" w:type="dxa"/>
+          </w:tcPr>
+          <w:p>
+            <w:pPr>
+              <w:pStyle w:val="TNR"/>
+              <w:spacing w:after="0"/>
             </w:pPr>
             <w:r>
               <w:t>Dave Sushames (PM)</w:t>
@@ -8198,11 +8426,12 @@
         </w:tc>
         <w:tc>
           <w:tcPr>
-            <w:tcW w:w="1133" w:type="dxa"/>
-          </w:tcPr>
-          <w:p>
-            <w:pPr>
-              <w:pStyle w:val="TNR"/>
+            <w:tcW w:w="847" w:type="dxa"/>
+          </w:tcPr>
+          <w:p>
+            <w:pPr>
+              <w:pStyle w:val="TNR"/>
+              <w:spacing w:after="0"/>
             </w:pPr>
             <w:r>
               <w:t>Matt Baker</w:t>
@@ -8211,11 +8440,12 @@
         </w:tc>
         <w:tc>
           <w:tcPr>
-            <w:tcW w:w="1121" w:type="dxa"/>
-          </w:tcPr>
-          <w:p>
-            <w:pPr>
-              <w:pStyle w:val="TNR"/>
+            <w:tcW w:w="818" w:type="dxa"/>
+          </w:tcPr>
+          <w:p>
+            <w:pPr>
+              <w:pStyle w:val="TNR"/>
+              <w:spacing w:after="0"/>
             </w:pPr>
             <w:r>
               <w:t>Olivia Hey</w:t>
@@ -8224,11 +8454,12 @@
         </w:tc>
         <w:tc>
           <w:tcPr>
-            <w:tcW w:w="1096" w:type="dxa"/>
-          </w:tcPr>
-          <w:p>
-            <w:pPr>
-              <w:pStyle w:val="TNR"/>
+            <w:tcW w:w="883" w:type="dxa"/>
+          </w:tcPr>
+          <w:p>
+            <w:pPr>
+              <w:pStyle w:val="TNR"/>
+              <w:spacing w:after="0"/>
             </w:pPr>
             <w:r>
               <w:t>Sam Davies</w:t>
@@ -8239,7 +8470,7 @@
       <w:tr>
         <w:tc>
           <w:tcPr>
-            <w:tcW w:w="2990" w:type="dxa"/>
+            <w:tcW w:w="4673" w:type="dxa"/>
           </w:tcPr>
           <w:p>
             <w:pPr>
@@ -8255,34 +8486,29 @@
                 <w:b/>
                 <w:bCs/>
               </w:rPr>
+              <w:lastRenderedPageBreak/>
               <w:t>Installation, management of physical hardware.</w:t>
             </w:r>
           </w:p>
         </w:tc>
         <w:tc>
           <w:tcPr>
-            <w:tcW w:w="1232" w:type="dxa"/>
-          </w:tcPr>
-          <w:p>
-            <w:pPr>
-              <w:pStyle w:val="TNR"/>
-              <w:rPr>
-                <w:color w:val="FF0000"/>
-                <w:highlight w:val="red"/>
-              </w:rPr>
-            </w:pPr>
-            <w:r>
-              <w:rPr>
-                <w:color w:val="FF0000"/>
-                <w:highlight w:val="red"/>
-              </w:rPr>
+            <w:tcW w:w="947" w:type="dxa"/>
+            <w:shd w:val="clear" w:color="auto" w:fill="F49A9A"/>
+          </w:tcPr>
+          <w:p>
+            <w:pPr>
+              <w:pStyle w:val="TNR"/>
+            </w:pPr>
+            <w:r>
               <w:t>R</w:t>
             </w:r>
           </w:p>
         </w:tc>
         <w:tc>
           <w:tcPr>
-            <w:tcW w:w="1466" w:type="dxa"/>
+            <w:tcW w:w="1283" w:type="dxa"/>
+            <w:shd w:val="clear" w:color="auto" w:fill="C1E4F5" w:themeFill="accent1" w:themeFillTint="33"/>
           </w:tcPr>
           <w:p>
             <w:pPr>
@@ -8295,7 +8521,8 @@
         </w:tc>
         <w:tc>
           <w:tcPr>
-            <w:tcW w:w="1418" w:type="dxa"/>
+            <w:tcW w:w="1176" w:type="dxa"/>
+            <w:shd w:val="clear" w:color="auto" w:fill="C1F0C7"/>
           </w:tcPr>
           <w:p>
             <w:pPr>
@@ -8308,7 +8535,8 @@
         </w:tc>
         <w:tc>
           <w:tcPr>
-            <w:tcW w:w="1133" w:type="dxa"/>
+            <w:tcW w:w="847" w:type="dxa"/>
+            <w:shd w:val="clear" w:color="auto" w:fill="C1F0C7"/>
           </w:tcPr>
           <w:p>
             <w:pPr>
@@ -8321,7 +8549,8 @@
         </w:tc>
         <w:tc>
           <w:tcPr>
-            <w:tcW w:w="1121" w:type="dxa"/>
+            <w:tcW w:w="818" w:type="dxa"/>
+            <w:shd w:val="clear" w:color="auto" w:fill="C1F0C7"/>
           </w:tcPr>
           <w:p>
             <w:pPr>
@@ -8334,7 +8563,8 @@
         </w:tc>
         <w:tc>
           <w:tcPr>
-            <w:tcW w:w="1096" w:type="dxa"/>
+            <w:tcW w:w="883" w:type="dxa"/>
+            <w:shd w:val="clear" w:color="auto" w:fill="F49A9A"/>
           </w:tcPr>
           <w:p>
             <w:pPr>
@@ -8349,7 +8579,7 @@
       <w:tr>
         <w:tc>
           <w:tcPr>
-            <w:tcW w:w="2990" w:type="dxa"/>
+            <w:tcW w:w="4673" w:type="dxa"/>
           </w:tcPr>
           <w:p>
             <w:pPr>
@@ -8403,7 +8633,8 @@
         </w:tc>
         <w:tc>
           <w:tcPr>
-            <w:tcW w:w="1232" w:type="dxa"/>
+            <w:tcW w:w="947" w:type="dxa"/>
+            <w:shd w:val="clear" w:color="auto" w:fill="C1F0C7"/>
           </w:tcPr>
           <w:p>
             <w:pPr>
@@ -8416,7 +8647,8 @@
         </w:tc>
         <w:tc>
           <w:tcPr>
-            <w:tcW w:w="1466" w:type="dxa"/>
+            <w:tcW w:w="1283" w:type="dxa"/>
+            <w:shd w:val="clear" w:color="auto" w:fill="C1E4F5" w:themeFill="accent1" w:themeFillTint="33"/>
           </w:tcPr>
           <w:p>
             <w:pPr>
@@ -8429,7 +8661,8 @@
         </w:tc>
         <w:tc>
           <w:tcPr>
-            <w:tcW w:w="1418" w:type="dxa"/>
+            <w:tcW w:w="1176" w:type="dxa"/>
+            <w:shd w:val="clear" w:color="auto" w:fill="C1E4F5" w:themeFill="accent1" w:themeFillTint="33"/>
           </w:tcPr>
           <w:p>
             <w:pPr>
@@ -8442,7 +8675,8 @@
         </w:tc>
         <w:tc>
           <w:tcPr>
-            <w:tcW w:w="1133" w:type="dxa"/>
+            <w:tcW w:w="847" w:type="dxa"/>
+            <w:shd w:val="clear" w:color="auto" w:fill="F49A9A"/>
           </w:tcPr>
           <w:p>
             <w:pPr>
@@ -8455,7 +8689,8 @@
         </w:tc>
         <w:tc>
           <w:tcPr>
-            <w:tcW w:w="1121" w:type="dxa"/>
+            <w:tcW w:w="818" w:type="dxa"/>
+            <w:shd w:val="clear" w:color="auto" w:fill="F4EE9A"/>
           </w:tcPr>
           <w:p>
             <w:pPr>
@@ -8468,7 +8703,8 @@
         </w:tc>
         <w:tc>
           <w:tcPr>
-            <w:tcW w:w="1096" w:type="dxa"/>
+            <w:tcW w:w="883" w:type="dxa"/>
+            <w:shd w:val="clear" w:color="auto" w:fill="F4EE9A"/>
           </w:tcPr>
           <w:p>
             <w:pPr>
@@ -8483,7 +8719,7 @@
       <w:tr>
         <w:tc>
           <w:tcPr>
-            <w:tcW w:w="2990" w:type="dxa"/>
+            <w:tcW w:w="4673" w:type="dxa"/>
           </w:tcPr>
           <w:p>
             <w:pPr>
@@ -8505,7 +8741,8 @@
         </w:tc>
         <w:tc>
           <w:tcPr>
-            <w:tcW w:w="1232" w:type="dxa"/>
+            <w:tcW w:w="947" w:type="dxa"/>
+            <w:shd w:val="clear" w:color="auto" w:fill="C1E4F5" w:themeFill="accent1" w:themeFillTint="33"/>
           </w:tcPr>
           <w:p>
             <w:pPr>
@@ -8518,7 +8755,8 @@
         </w:tc>
         <w:tc>
           <w:tcPr>
-            <w:tcW w:w="1466" w:type="dxa"/>
+            <w:tcW w:w="1283" w:type="dxa"/>
+            <w:shd w:val="clear" w:color="auto" w:fill="C1E4F5" w:themeFill="accent1" w:themeFillTint="33"/>
           </w:tcPr>
           <w:p>
             <w:pPr>
@@ -8531,7 +8769,8 @@
         </w:tc>
         <w:tc>
           <w:tcPr>
-            <w:tcW w:w="1418" w:type="dxa"/>
+            <w:tcW w:w="1176" w:type="dxa"/>
+            <w:shd w:val="clear" w:color="auto" w:fill="C1F0C7"/>
           </w:tcPr>
           <w:p>
             <w:pPr>
@@ -8544,7 +8783,8 @@
         </w:tc>
         <w:tc>
           <w:tcPr>
-            <w:tcW w:w="1133" w:type="dxa"/>
+            <w:tcW w:w="847" w:type="dxa"/>
+            <w:shd w:val="clear" w:color="auto" w:fill="C1F0C7"/>
           </w:tcPr>
           <w:p>
             <w:pPr>
@@ -8557,7 +8797,8 @@
         </w:tc>
         <w:tc>
           <w:tcPr>
-            <w:tcW w:w="1121" w:type="dxa"/>
+            <w:tcW w:w="818" w:type="dxa"/>
+            <w:shd w:val="clear" w:color="auto" w:fill="F49A9A"/>
           </w:tcPr>
           <w:p>
             <w:pPr>
@@ -8570,7 +8811,8 @@
         </w:tc>
         <w:tc>
           <w:tcPr>
-            <w:tcW w:w="1096" w:type="dxa"/>
+            <w:tcW w:w="883" w:type="dxa"/>
+            <w:shd w:val="clear" w:color="auto" w:fill="C1F0C7"/>
           </w:tcPr>
           <w:p>
             <w:pPr>
@@ -8585,7 +8827,7 @@
       <w:tr>
         <w:tc>
           <w:tcPr>
-            <w:tcW w:w="2990" w:type="dxa"/>
+            <w:tcW w:w="4673" w:type="dxa"/>
           </w:tcPr>
           <w:p>
             <w:pPr>
@@ -8607,7 +8849,8 @@
         </w:tc>
         <w:tc>
           <w:tcPr>
-            <w:tcW w:w="1232" w:type="dxa"/>
+            <w:tcW w:w="947" w:type="dxa"/>
+            <w:shd w:val="clear" w:color="auto" w:fill="C1F0C7"/>
           </w:tcPr>
           <w:p>
             <w:pPr>
@@ -8620,7 +8863,8 @@
         </w:tc>
         <w:tc>
           <w:tcPr>
-            <w:tcW w:w="1466" w:type="dxa"/>
+            <w:tcW w:w="1283" w:type="dxa"/>
+            <w:shd w:val="clear" w:color="auto" w:fill="C1E4F5" w:themeFill="accent1" w:themeFillTint="33"/>
           </w:tcPr>
           <w:p>
             <w:pPr>
@@ -8633,7 +8877,8 @@
         </w:tc>
         <w:tc>
           <w:tcPr>
-            <w:tcW w:w="1418" w:type="dxa"/>
+            <w:tcW w:w="1176" w:type="dxa"/>
+            <w:shd w:val="clear" w:color="auto" w:fill="C1F0C7"/>
           </w:tcPr>
           <w:p>
             <w:pPr>
@@ -8646,7 +8891,8 @@
         </w:tc>
         <w:tc>
           <w:tcPr>
-            <w:tcW w:w="1133" w:type="dxa"/>
+            <w:tcW w:w="847" w:type="dxa"/>
+            <w:shd w:val="clear" w:color="auto" w:fill="F49A9A"/>
           </w:tcPr>
           <w:p>
             <w:pPr>
@@ -8659,7 +8905,8 @@
         </w:tc>
         <w:tc>
           <w:tcPr>
-            <w:tcW w:w="1121" w:type="dxa"/>
+            <w:tcW w:w="818" w:type="dxa"/>
+            <w:shd w:val="clear" w:color="auto" w:fill="C1F0C7"/>
           </w:tcPr>
           <w:p>
             <w:pPr>
@@ -8672,7 +8919,8 @@
         </w:tc>
         <w:tc>
           <w:tcPr>
-            <w:tcW w:w="1096" w:type="dxa"/>
+            <w:tcW w:w="883" w:type="dxa"/>
+            <w:shd w:val="clear" w:color="auto" w:fill="C1F0C7"/>
           </w:tcPr>
           <w:p>
             <w:pPr>
@@ -8687,7 +8935,7 @@
       <w:tr>
         <w:tc>
           <w:tcPr>
-            <w:tcW w:w="2990" w:type="dxa"/>
+            <w:tcW w:w="4673" w:type="dxa"/>
           </w:tcPr>
           <w:p>
             <w:pPr>
@@ -8709,7 +8957,8 @@
         </w:tc>
         <w:tc>
           <w:tcPr>
-            <w:tcW w:w="1232" w:type="dxa"/>
+            <w:tcW w:w="947" w:type="dxa"/>
+            <w:shd w:val="clear" w:color="auto" w:fill="C1F0C7"/>
           </w:tcPr>
           <w:p>
             <w:pPr>
@@ -8722,7 +8971,8 @@
         </w:tc>
         <w:tc>
           <w:tcPr>
-            <w:tcW w:w="1466" w:type="dxa"/>
+            <w:tcW w:w="1283" w:type="dxa"/>
+            <w:shd w:val="clear" w:color="auto" w:fill="C1F0C7"/>
           </w:tcPr>
           <w:p>
             <w:pPr>
@@ -8735,7 +8985,8 @@
         </w:tc>
         <w:tc>
           <w:tcPr>
-            <w:tcW w:w="1418" w:type="dxa"/>
+            <w:tcW w:w="1176" w:type="dxa"/>
+            <w:shd w:val="clear" w:color="auto" w:fill="F49A9A"/>
           </w:tcPr>
           <w:p>
             <w:pPr>
@@ -8748,7 +8999,8 @@
         </w:tc>
         <w:tc>
           <w:tcPr>
-            <w:tcW w:w="1133" w:type="dxa"/>
+            <w:tcW w:w="847" w:type="dxa"/>
+            <w:shd w:val="clear" w:color="auto" w:fill="F4EE9A"/>
           </w:tcPr>
           <w:p>
             <w:pPr>
@@ -8761,7 +9013,8 @@
         </w:tc>
         <w:tc>
           <w:tcPr>
-            <w:tcW w:w="1121" w:type="dxa"/>
+            <w:tcW w:w="818" w:type="dxa"/>
+            <w:shd w:val="clear" w:color="auto" w:fill="F4EE9A"/>
           </w:tcPr>
           <w:p>
             <w:pPr>
@@ -8774,7 +9027,8 @@
         </w:tc>
         <w:tc>
           <w:tcPr>
-            <w:tcW w:w="1096" w:type="dxa"/>
+            <w:tcW w:w="883" w:type="dxa"/>
+            <w:shd w:val="clear" w:color="auto" w:fill="F4EE9A"/>
           </w:tcPr>
           <w:p>
             <w:pPr>
@@ -8789,7 +9043,7 @@
       <w:tr>
         <w:tc>
           <w:tcPr>
-            <w:tcW w:w="2990" w:type="dxa"/>
+            <w:tcW w:w="4673" w:type="dxa"/>
           </w:tcPr>
           <w:p>
             <w:pPr>
@@ -8811,7 +9065,8 @@
         </w:tc>
         <w:tc>
           <w:tcPr>
-            <w:tcW w:w="1232" w:type="dxa"/>
+            <w:tcW w:w="947" w:type="dxa"/>
+            <w:shd w:val="clear" w:color="auto" w:fill="C1F0C7"/>
           </w:tcPr>
           <w:p>
             <w:pPr>
@@ -8824,7 +9079,8 @@
         </w:tc>
         <w:tc>
           <w:tcPr>
-            <w:tcW w:w="1466" w:type="dxa"/>
+            <w:tcW w:w="1283" w:type="dxa"/>
+            <w:shd w:val="clear" w:color="auto" w:fill="C1F0C7"/>
           </w:tcPr>
           <w:p>
             <w:pPr>
@@ -8837,7 +9093,8 @@
         </w:tc>
         <w:tc>
           <w:tcPr>
-            <w:tcW w:w="1418" w:type="dxa"/>
+            <w:tcW w:w="1176" w:type="dxa"/>
+            <w:shd w:val="clear" w:color="auto" w:fill="C1F0C7"/>
           </w:tcPr>
           <w:p>
             <w:pPr>
@@ -8850,7 +9107,8 @@
         </w:tc>
         <w:tc>
           <w:tcPr>
-            <w:tcW w:w="1133" w:type="dxa"/>
+            <w:tcW w:w="847" w:type="dxa"/>
+            <w:shd w:val="clear" w:color="auto" w:fill="F49A9A"/>
           </w:tcPr>
           <w:p>
             <w:pPr>
@@ -8863,7 +9121,8 @@
         </w:tc>
         <w:tc>
           <w:tcPr>
-            <w:tcW w:w="1121" w:type="dxa"/>
+            <w:tcW w:w="818" w:type="dxa"/>
+            <w:shd w:val="clear" w:color="auto" w:fill="F49A9A"/>
           </w:tcPr>
           <w:p>
             <w:pPr>
@@ -8876,7 +9135,8 @@
         </w:tc>
         <w:tc>
           <w:tcPr>
-            <w:tcW w:w="1096" w:type="dxa"/>
+            <w:tcW w:w="883" w:type="dxa"/>
+            <w:shd w:val="clear" w:color="auto" w:fill="F49A9A"/>
           </w:tcPr>
           <w:p>
             <w:pPr>
@@ -8891,7 +9151,7 @@
       <w:tr>
         <w:tc>
           <w:tcPr>
-            <w:tcW w:w="2990" w:type="dxa"/>
+            <w:tcW w:w="4673" w:type="dxa"/>
           </w:tcPr>
           <w:p>
             <w:pPr>
@@ -8913,7 +9173,8 @@
         </w:tc>
         <w:tc>
           <w:tcPr>
-            <w:tcW w:w="1232" w:type="dxa"/>
+            <w:tcW w:w="947" w:type="dxa"/>
+            <w:shd w:val="clear" w:color="auto" w:fill="C1E4F5" w:themeFill="accent1" w:themeFillTint="33"/>
           </w:tcPr>
           <w:p>
             <w:pPr>
@@ -8926,7 +9187,8 @@
         </w:tc>
         <w:tc>
           <w:tcPr>
-            <w:tcW w:w="1466" w:type="dxa"/>
+            <w:tcW w:w="1283" w:type="dxa"/>
+            <w:shd w:val="clear" w:color="auto" w:fill="C1E4F5" w:themeFill="accent1" w:themeFillTint="33"/>
           </w:tcPr>
           <w:p>
             <w:pPr>
@@ -8939,7 +9201,8 @@
         </w:tc>
         <w:tc>
           <w:tcPr>
-            <w:tcW w:w="1418" w:type="dxa"/>
+            <w:tcW w:w="1176" w:type="dxa"/>
+            <w:shd w:val="clear" w:color="auto" w:fill="C1F0C7"/>
           </w:tcPr>
           <w:p>
             <w:pPr>
@@ -8952,7 +9215,8 @@
         </w:tc>
         <w:tc>
           <w:tcPr>
-            <w:tcW w:w="1133" w:type="dxa"/>
+            <w:tcW w:w="847" w:type="dxa"/>
+            <w:shd w:val="clear" w:color="auto" w:fill="F49A9A"/>
           </w:tcPr>
           <w:p>
             <w:pPr>
@@ -8965,7 +9229,8 @@
         </w:tc>
         <w:tc>
           <w:tcPr>
-            <w:tcW w:w="1121" w:type="dxa"/>
+            <w:tcW w:w="818" w:type="dxa"/>
+            <w:shd w:val="clear" w:color="auto" w:fill="F49A9A"/>
           </w:tcPr>
           <w:p>
             <w:pPr>
@@ -8978,7 +9243,8 @@
         </w:tc>
         <w:tc>
           <w:tcPr>
-            <w:tcW w:w="1096" w:type="dxa"/>
+            <w:tcW w:w="883" w:type="dxa"/>
+            <w:shd w:val="clear" w:color="auto" w:fill="C1F0C7"/>
           </w:tcPr>
           <w:p>
             <w:pPr>
@@ -8993,7 +9259,7 @@
       <w:tr>
         <w:tc>
           <w:tcPr>
-            <w:tcW w:w="2990" w:type="dxa"/>
+            <w:tcW w:w="4673" w:type="dxa"/>
           </w:tcPr>
           <w:p>
             <w:pPr>
@@ -9015,7 +9281,8 @@
         </w:tc>
         <w:tc>
           <w:tcPr>
-            <w:tcW w:w="1232" w:type="dxa"/>
+            <w:tcW w:w="947" w:type="dxa"/>
+            <w:shd w:val="clear" w:color="auto" w:fill="C1E4F5" w:themeFill="accent1" w:themeFillTint="33"/>
           </w:tcPr>
           <w:p>
             <w:pPr>
@@ -9028,7 +9295,8 @@
         </w:tc>
         <w:tc>
           <w:tcPr>
-            <w:tcW w:w="1466" w:type="dxa"/>
+            <w:tcW w:w="1283" w:type="dxa"/>
+            <w:shd w:val="clear" w:color="auto" w:fill="C1E4F5" w:themeFill="accent1" w:themeFillTint="33"/>
           </w:tcPr>
           <w:p>
             <w:pPr>
@@ -9041,7 +9309,8 @@
         </w:tc>
         <w:tc>
           <w:tcPr>
-            <w:tcW w:w="1418" w:type="dxa"/>
+            <w:tcW w:w="1176" w:type="dxa"/>
+            <w:shd w:val="clear" w:color="auto" w:fill="C1F0C7"/>
           </w:tcPr>
           <w:p>
             <w:pPr>
@@ -9054,7 +9323,8 @@
         </w:tc>
         <w:tc>
           <w:tcPr>
-            <w:tcW w:w="1133" w:type="dxa"/>
+            <w:tcW w:w="847" w:type="dxa"/>
+            <w:shd w:val="clear" w:color="auto" w:fill="F49A9A"/>
           </w:tcPr>
           <w:p>
             <w:pPr>
@@ -9067,7 +9337,8 @@
         </w:tc>
         <w:tc>
           <w:tcPr>
-            <w:tcW w:w="1121" w:type="dxa"/>
+            <w:tcW w:w="818" w:type="dxa"/>
+            <w:shd w:val="clear" w:color="auto" w:fill="F49A9A"/>
           </w:tcPr>
           <w:p>
             <w:pPr>
@@ -9080,7 +9351,8 @@
         </w:tc>
         <w:tc>
           <w:tcPr>
-            <w:tcW w:w="1096" w:type="dxa"/>
+            <w:tcW w:w="883" w:type="dxa"/>
+            <w:shd w:val="clear" w:color="auto" w:fill="F49A9A"/>
           </w:tcPr>
           <w:p>
             <w:pPr>
@@ -9119,21 +9391,47 @@
       <w:pPr>
         <w:pStyle w:val="Heading1"/>
       </w:pPr>
-      <w:bookmarkStart w:id="26" w:name="_Toc236998695"/>
+      <w:bookmarkStart w:id="27" w:name="_Toc237872240"/>
       <w:r>
         <w:t>P</w:t>
       </w:r>
       <w:r>
         <w:t>roject timeline and milestones</w:t>
       </w:r>
-      <w:bookmarkEnd w:id="26"/>
-    </w:p>
-    <w:p>
-      <w:pPr>
+      <w:bookmarkEnd w:id="27"/>
+    </w:p>
+    <w:p>
+      <w:pPr>
+        <w:pStyle w:val="Caption"/>
+        <w:keepNext/>
+      </w:pPr>
+      <w:r>
+        <w:t xml:space="preserve">Table </w:t>
+      </w:r>
+      <w:r>
+        <w:fldChar w:fldCharType="begin"/>
+      </w:r>
+      <w:r>
+        <w:instrText xml:space="preserve"> SEQ Table \* ARABIC </w:instrText>
+      </w:r>
+      <w:r>
+        <w:fldChar w:fldCharType="separate"/>
+      </w:r>
+      <w:r>
         <w:rPr>
-          <w:lang w:val="en-NZ"/>
+          <w:noProof/>
         </w:rPr>
-      </w:pPr>
+        <w:t>4</w:t>
+      </w:r>
+      <w:r>
+        <w:fldChar w:fldCharType="end"/>
+      </w:r>
+      <w:r>
+        <w:t xml:space="preserve"> - </w:t>
+      </w:r>
+      <w:r>
+        <w:t>Main milestones and deliverables dates</w:t>
+      </w:r>
     </w:p>
     <w:tbl>
       <w:tblPr>
@@ -9229,20 +9527,53 @@
         <w:tc>
           <w:tcPr>
             <w:tcW w:w="4508" w:type="dxa"/>
+            <w:shd w:val="clear" w:color="auto" w:fill="F6C5AC" w:themeFill="accent2" w:themeFillTint="66"/>
+          </w:tcPr>
+          <w:p>
+            <w:pPr>
+              <w:pStyle w:val="TNR"/>
+              <w:rPr>
+                <w:rFonts w:cs="Arial"/>
+              </w:rPr>
+            </w:pPr>
+            <w:r>
+              <w:rPr>
+                <w:rFonts w:cs="Arial"/>
+              </w:rPr>
+              <w:t>Mid project proposal thing</w:t>
+            </w:r>
+          </w:p>
+        </w:tc>
+        <w:tc>
+          <w:tcPr>
+            <w:tcW w:w="4701" w:type="dxa"/>
+            <w:shd w:val="clear" w:color="auto" w:fill="F6C5AC" w:themeFill="accent2" w:themeFillTint="66"/>
+          </w:tcPr>
+          <w:p>
+            <w:pPr>
+              <w:pStyle w:val="TNR"/>
+              <w:rPr>
+                <w:rFonts w:cs="Arial"/>
+              </w:rPr>
+            </w:pPr>
+          </w:p>
+        </w:tc>
+      </w:tr>
+      <w:tr>
+        <w:tc>
+          <w:tcPr>
+            <w:tcW w:w="4508" w:type="dxa"/>
             <w:shd w:val="clear" w:color="auto" w:fill="C1E4F5" w:themeFill="accent1" w:themeFillTint="33"/>
           </w:tcPr>
           <w:p>
             <w:pPr>
               <w:pStyle w:val="TNR"/>
+            </w:pPr>
+            <w:r>
               <w:rPr>
                 <w:rFonts w:cs="Arial"/>
               </w:rPr>
-            </w:pPr>
-            <w:r>
-              <w:rPr>
-                <w:rFonts w:cs="Arial"/>
-              </w:rPr>
-              <w:t>Mid project proposal thing fuck</w:t>
+              <w:t>Client Demo (client)</w:t>
             </w:r>
           </w:p>
         </w:tc>
@@ -9254,10 +9585,13 @@
           <w:p>
             <w:pPr>
               <w:pStyle w:val="TNR"/>
+            </w:pPr>
+            <w:r>
               <w:rPr>
                 <w:rFonts w:cs="Arial"/>
               </w:rPr>
-            </w:pPr>
+              <w:t>Week 14</w:t>
+            </w:r>
           </w:p>
         </w:tc>
       </w:tr>
@@ -9265,7 +9599,7 @@
         <w:tc>
           <w:tcPr>
             <w:tcW w:w="4508" w:type="dxa"/>
-            <w:shd w:val="clear" w:color="auto" w:fill="C1E4F5" w:themeFill="accent1" w:themeFillTint="33"/>
+            <w:shd w:val="clear" w:color="auto" w:fill="F6C5AC" w:themeFill="accent2" w:themeFillTint="66"/>
           </w:tcPr>
           <w:p>
             <w:pPr>
@@ -9275,14 +9609,14 @@
               <w:rPr>
                 <w:rFonts w:cs="Arial"/>
               </w:rPr>
-              <w:t>Client Demo (client)</w:t>
+              <w:t>Final Panel (academic)</w:t>
             </w:r>
           </w:p>
         </w:tc>
         <w:tc>
           <w:tcPr>
             <w:tcW w:w="4701" w:type="dxa"/>
-            <w:shd w:val="clear" w:color="auto" w:fill="C1E4F5" w:themeFill="accent1" w:themeFillTint="33"/>
+            <w:shd w:val="clear" w:color="auto" w:fill="F6C5AC" w:themeFill="accent2" w:themeFillTint="66"/>
           </w:tcPr>
           <w:p>
             <w:pPr>
@@ -9292,7 +9626,7 @@
               <w:rPr>
                 <w:rFonts w:cs="Arial"/>
               </w:rPr>
-              <w:t>Week 14</w:t>
+              <w:t>Week 16 or 17</w:t>
             </w:r>
           </w:p>
         </w:tc>
@@ -9301,35 +9635,21 @@
         <w:tc>
           <w:tcPr>
             <w:tcW w:w="4508" w:type="dxa"/>
-            <w:shd w:val="clear" w:color="auto" w:fill="F6C5AC" w:themeFill="accent2" w:themeFillTint="66"/>
-          </w:tcPr>
-          <w:p>
-            <w:pPr>
-              <w:pStyle w:val="TNR"/>
-            </w:pPr>
-            <w:r>
-              <w:rPr>
-                <w:rFonts w:cs="Arial"/>
-              </w:rPr>
-              <w:t>Final Panel (academic)</w:t>
-            </w:r>
+          </w:tcPr>
+          <w:p>
+            <w:pPr>
+              <w:pStyle w:val="TNR"/>
+            </w:pPr>
           </w:p>
         </w:tc>
         <w:tc>
           <w:tcPr>
             <w:tcW w:w="4701" w:type="dxa"/>
-            <w:shd w:val="clear" w:color="auto" w:fill="F6C5AC" w:themeFill="accent2" w:themeFillTint="66"/>
-          </w:tcPr>
-          <w:p>
-            <w:pPr>
-              <w:pStyle w:val="TNR"/>
-            </w:pPr>
-            <w:r>
-              <w:rPr>
-                <w:rFonts w:cs="Arial"/>
-              </w:rPr>
-              <w:t>Week 16 or 17</w:t>
-            </w:r>
+          </w:tcPr>
+          <w:p>
+            <w:pPr>
+              <w:pStyle w:val="TNR"/>
+            </w:pPr>
           </w:p>
         </w:tc>
       </w:tr>
@@ -9342,28 +9662,9 @@
             <w:pPr>
               <w:pStyle w:val="TNR"/>
             </w:pPr>
-          </w:p>
-        </w:tc>
-        <w:tc>
-          <w:tcPr>
-            <w:tcW w:w="4701" w:type="dxa"/>
-          </w:tcPr>
-          <w:p>
-            <w:pPr>
-              <w:pStyle w:val="TNR"/>
-            </w:pPr>
-          </w:p>
-        </w:tc>
-      </w:tr>
-      <w:tr>
-        <w:tc>
-          <w:tcPr>
-            <w:tcW w:w="4508" w:type="dxa"/>
-          </w:tcPr>
-          <w:p>
-            <w:pPr>
-              <w:pStyle w:val="TNR"/>
-            </w:pPr>
+            <w:r>
+              <w:t>Need more of these timeline things</w:t>
+            </w:r>
           </w:p>
         </w:tc>
         <w:tc>
@@ -9381,6 +9682,22 @@
     <w:p>
       <w:pPr>
         <w:pStyle w:val="Caption"/>
+      </w:pPr>
+    </w:p>
+    <w:p>
+      <w:pPr>
+        <w:pStyle w:val="Heading1"/>
+      </w:pPr>
+      <w:bookmarkStart w:id="28" w:name="_Toc237872241"/>
+      <w:r>
+        <w:t>Project Risk Analysis</w:t>
+      </w:r>
+      <w:bookmarkEnd w:id="28"/>
+    </w:p>
+    <w:p>
+      <w:pPr>
+        <w:pStyle w:val="Caption"/>
+        <w:keepNext/>
       </w:pPr>
       <w:r>
         <w:t xml:space="preserve">Table </w:t>
@@ -9398,7 +9715,7 @@
         <w:rPr>
           <w:noProof/>
         </w:rPr>
-        <w:t>3</w:t>
+        <w:t>5</w:t>
       </w:r>
       <w:r>
         <w:fldChar w:fldCharType="end"/>
@@ -9407,18 +9724,8 @@
         <w:t xml:space="preserve"> - </w:t>
       </w:r>
       <w:r>
-        <w:t>Main milestones and deliverables dates</w:t>
-      </w:r>
-    </w:p>
-    <w:p>
-      <w:pPr>
-        <w:pStyle w:val="Heading1"/>
-      </w:pPr>
-      <w:bookmarkStart w:id="27" w:name="_Toc236998696"/>
-      <w:r>
-        <w:t>Project Risk Analysis</w:t>
-      </w:r>
-      <w:bookmarkEnd w:id="27"/>
+        <w:t>Risk Assessment Matrix</w:t>
+      </w:r>
     </w:p>
     <w:tbl>
       <w:tblPr>
@@ -9688,7 +9995,7 @@
         <w:tc>
           <w:tcPr>
             <w:tcW w:w="1366" w:type="dxa"/>
-            <w:shd w:val="clear" w:color="auto" w:fill="C1F0C7" w:themeFill="accent3" w:themeFillTint="33"/>
+            <w:shd w:val="clear" w:color="auto" w:fill="C1F0C7"/>
           </w:tcPr>
           <w:p>
             <w:pPr>
@@ -9851,6 +10158,7 @@
                 <w:bCs/>
                 <w:lang w:val="en-NZ"/>
               </w:rPr>
+              <w:lastRenderedPageBreak/>
               <w:t>3</w:t>
             </w:r>
           </w:p>
@@ -10123,54 +10431,49 @@
         </w:tc>
       </w:tr>
     </w:tbl>
+    <w:p/>
     <w:p>
       <w:pPr>
         <w:pStyle w:val="Caption"/>
+        <w:keepNext/>
+      </w:pPr>
+      <w:r>
+        <w:t xml:space="preserve">Table </w:t>
+      </w:r>
+      <w:r>
+        <w:fldChar w:fldCharType="begin"/>
+      </w:r>
+      <w:r>
+        <w:instrText xml:space="preserve"> SEQ Table \* ARABIC </w:instrText>
+      </w:r>
+      <w:r>
+        <w:fldChar w:fldCharType="separate"/>
+      </w:r>
+      <w:r>
         <w:rPr>
           <w:noProof/>
         </w:rPr>
-      </w:pPr>
-      <w:r>
-        <w:t xml:space="preserve">Table </w:t>
-      </w:r>
-      <w:r>
-        <w:fldChar w:fldCharType="begin"/>
-      </w:r>
-      <w:r>
-        <w:instrText xml:space="preserve"> SEQ Table \* ARABIC </w:instrText>
-      </w:r>
-      <w:r>
-        <w:fldChar w:fldCharType="separate"/>
-      </w:r>
-      <w:r>
-        <w:rPr>
-          <w:noProof/>
-        </w:rPr>
-        <w:t>4</w:t>
+        <w:t>6</w:t>
       </w:r>
       <w:r>
         <w:fldChar w:fldCharType="end"/>
       </w:r>
       <w:r>
-        <w:t xml:space="preserve"> - Risk A</w:t>
-      </w:r>
-      <w:r>
-        <w:rPr>
-          <w:noProof/>
-        </w:rPr>
-        <w:t>ssessment Matrix</w:t>
-      </w:r>
-    </w:p>
-    <w:p/>
+        <w:t xml:space="preserve"> - </w:t>
+      </w:r>
+      <w:r>
+        <w:t>Risk Mitigation plan</w:t>
+      </w:r>
+    </w:p>
     <w:tbl>
       <w:tblPr>
         <w:tblStyle w:val="TableGrid"/>
-        <w:tblW w:w="0" w:type="auto"/>
+        <w:tblW w:w="10485" w:type="dxa"/>
         <w:tblLook w:val="04A0" w:firstRow="1" w:lastRow="0" w:firstColumn="1" w:lastColumn="0" w:noHBand="0" w:noVBand="1"/>
       </w:tblPr>
       <w:tblGrid>
         <w:gridCol w:w="4508"/>
-        <w:gridCol w:w="4508"/>
+        <w:gridCol w:w="5977"/>
       </w:tblGrid>
       <w:tr>
         <w:tc>
@@ -10197,7 +10500,7 @@
         </w:tc>
         <w:tc>
           <w:tcPr>
-            <w:tcW w:w="4508" w:type="dxa"/>
+            <w:tcW w:w="5977" w:type="dxa"/>
           </w:tcPr>
           <w:p>
             <w:pPr>
@@ -10234,17 +10537,31 @@
         </w:tc>
         <w:tc>
           <w:tcPr>
-            <w:tcW w:w="4508" w:type="dxa"/>
-          </w:tcPr>
-          <w:p>
-            <w:pPr>
-              <w:pStyle w:val="TNR"/>
-            </w:pPr>
-            <w:r>
-              <w:t>Have regular team meetings to check everyone’s progress, see what’s lacking.</w:t>
-            </w:r>
-            <w:r>
-              <w:br/>
+            <w:tcW w:w="5977" w:type="dxa"/>
+          </w:tcPr>
+          <w:p>
+            <w:pPr>
+              <w:pStyle w:val="TNR"/>
+            </w:pPr>
+            <w:r>
+              <w:t>Have regular team meetings to check everyone’s progress,</w:t>
+            </w:r>
+            <w:r>
+              <w:t xml:space="preserve"> and </w:t>
+            </w:r>
+            <w:r>
+              <w:t>see what</w:t>
+            </w:r>
+            <w:r>
+              <w:t xml:space="preserve"> is</w:t>
+            </w:r>
+            <w:r>
+              <w:t xml:space="preserve"> lacking.</w:t>
+            </w:r>
+            <w:r>
+              <w:t xml:space="preserve"> </w:t>
+            </w:r>
+            <w:r>
               <w:t>Break work into set milestones with internal deadlines.</w:t>
             </w:r>
           </w:p>
@@ -10266,7 +10583,7 @@
         </w:tc>
         <w:tc>
           <w:tcPr>
-            <w:tcW w:w="4508" w:type="dxa"/>
+            <w:tcW w:w="5977" w:type="dxa"/>
           </w:tcPr>
           <w:p>
             <w:pPr>
@@ -10294,7 +10611,7 @@
         </w:tc>
         <w:tc>
           <w:tcPr>
-            <w:tcW w:w="4508" w:type="dxa"/>
+            <w:tcW w:w="5977" w:type="dxa"/>
           </w:tcPr>
           <w:p>
             <w:pPr>
@@ -10322,7 +10639,7 @@
         </w:tc>
         <w:tc>
           <w:tcPr>
-            <w:tcW w:w="4508" w:type="dxa"/>
+            <w:tcW w:w="5977" w:type="dxa"/>
           </w:tcPr>
           <w:p>
             <w:pPr>
@@ -10350,7 +10667,7 @@
         </w:tc>
         <w:tc>
           <w:tcPr>
-            <w:tcW w:w="4508" w:type="dxa"/>
+            <w:tcW w:w="5977" w:type="dxa"/>
           </w:tcPr>
           <w:p>
             <w:pPr>
@@ -10378,7 +10695,7 @@
         </w:tc>
         <w:tc>
           <w:tcPr>
-            <w:tcW w:w="4508" w:type="dxa"/>
+            <w:tcW w:w="5977" w:type="dxa"/>
           </w:tcPr>
           <w:p>
             <w:pPr>
@@ -10406,7 +10723,7 @@
         </w:tc>
         <w:tc>
           <w:tcPr>
-            <w:tcW w:w="4508" w:type="dxa"/>
+            <w:tcW w:w="5977" w:type="dxa"/>
           </w:tcPr>
           <w:p>
             <w:pPr>
@@ -10440,13 +10757,14 @@
               <w:pStyle w:val="TNR"/>
             </w:pPr>
             <w:r>
+              <w:lastRenderedPageBreak/>
               <w:t>R08 Data/File loss/corruption</w:t>
             </w:r>
           </w:p>
         </w:tc>
         <w:tc>
           <w:tcPr>
-            <w:tcW w:w="4508" w:type="dxa"/>
+            <w:tcW w:w="5977" w:type="dxa"/>
           </w:tcPr>
           <w:p>
             <w:pPr>
@@ -10474,7 +10792,7 @@
         </w:tc>
         <w:tc>
           <w:tcPr>
-            <w:tcW w:w="4508" w:type="dxa"/>
+            <w:tcW w:w="5977" w:type="dxa"/>
           </w:tcPr>
           <w:p>
             <w:pPr>
@@ -10502,14 +10820,20 @@
         </w:tc>
         <w:tc>
           <w:tcPr>
-            <w:tcW w:w="4508" w:type="dxa"/>
-          </w:tcPr>
-          <w:p>
-            <w:pPr>
-              <w:pStyle w:val="TNR"/>
-            </w:pPr>
-            <w:r>
-              <w:t>Keep written records of advisor meetings so the project isn’t reliant on any single conversation.</w:t>
+            <w:tcW w:w="5977" w:type="dxa"/>
+          </w:tcPr>
+          <w:p>
+            <w:pPr>
+              <w:pStyle w:val="TNR"/>
+            </w:pPr>
+            <w:r>
+              <w:t>Keep written records of advisor meetings so the project is</w:t>
+            </w:r>
+            <w:r>
+              <w:t xml:space="preserve"> no</w:t>
+            </w:r>
+            <w:r>
+              <w:t>t reliant on any single conversation.</w:t>
             </w:r>
           </w:p>
         </w:tc>
@@ -10530,7 +10854,7 @@
         </w:tc>
         <w:tc>
           <w:tcPr>
-            <w:tcW w:w="4508" w:type="dxa"/>
+            <w:tcW w:w="5977" w:type="dxa"/>
           </w:tcPr>
           <w:p>
             <w:pPr>
@@ -10558,7 +10882,7 @@
         </w:tc>
         <w:tc>
           <w:tcPr>
-            <w:tcW w:w="4508" w:type="dxa"/>
+            <w:tcW w:w="5977" w:type="dxa"/>
           </w:tcPr>
           <w:p>
             <w:pPr>
@@ -10586,14 +10910,26 @@
         </w:tc>
         <w:tc>
           <w:tcPr>
-            <w:tcW w:w="4508" w:type="dxa"/>
-          </w:tcPr>
-          <w:p>
-            <w:pPr>
-              <w:pStyle w:val="TNR"/>
-            </w:pPr>
-            <w:r>
-              <w:t>Make sure the majority of work can be completed from home and doesn’t require onsite presence.</w:t>
+            <w:tcW w:w="5977" w:type="dxa"/>
+          </w:tcPr>
+          <w:p>
+            <w:pPr>
+              <w:pStyle w:val="TNR"/>
+            </w:pPr>
+            <w:r>
+              <w:t>Make sure the majority of work can be completed from home and does</w:t>
+            </w:r>
+            <w:r>
+              <w:t xml:space="preserve"> </w:t>
+            </w:r>
+            <w:r>
+              <w:t>n</w:t>
+            </w:r>
+            <w:r>
+              <w:t>o</w:t>
+            </w:r>
+            <w:r>
+              <w:t>t require onsite presence.</w:t>
             </w:r>
           </w:p>
         </w:tc>
@@ -10614,7 +10950,7 @@
         </w:tc>
         <w:tc>
           <w:tcPr>
-            <w:tcW w:w="4508" w:type="dxa"/>
+            <w:tcW w:w="5977" w:type="dxa"/>
           </w:tcPr>
           <w:p>
             <w:pPr>
@@ -10642,7 +10978,7 @@
         </w:tc>
         <w:tc>
           <w:tcPr>
-            <w:tcW w:w="4508" w:type="dxa"/>
+            <w:tcW w:w="5977" w:type="dxa"/>
           </w:tcPr>
           <w:p>
             <w:pPr>
@@ -10661,6 +10997,12 @@
     <w:p>
       <w:pPr>
         <w:pStyle w:val="Caption"/>
+      </w:pPr>
+    </w:p>
+    <w:p>
+      <w:pPr>
+        <w:pStyle w:val="Caption"/>
+        <w:keepNext/>
       </w:pPr>
       <w:r>
         <w:t xml:space="preserve">Table </w:t>
@@ -10678,24 +11020,27 @@
         <w:rPr>
           <w:noProof/>
         </w:rPr>
-        <w:t>5</w:t>
+        <w:t>7</w:t>
       </w:r>
       <w:r>
         <w:fldChar w:fldCharType="end"/>
       </w:r>
       <w:r>
-        <w:t xml:space="preserve"> - Risk Mitigation plan</w:t>
+        <w:t xml:space="preserve"> - </w:t>
+      </w:r>
+      <w:r>
+        <w:t>Risk Contingency plan</w:t>
       </w:r>
     </w:p>
     <w:tbl>
       <w:tblPr>
         <w:tblStyle w:val="TableGrid"/>
-        <w:tblW w:w="0" w:type="auto"/>
+        <w:tblW w:w="10485" w:type="dxa"/>
         <w:tblLook w:val="04A0" w:firstRow="1" w:lastRow="0" w:firstColumn="1" w:lastColumn="0" w:noHBand="0" w:noVBand="1"/>
       </w:tblPr>
       <w:tblGrid>
         <w:gridCol w:w="4508"/>
-        <w:gridCol w:w="4508"/>
+        <w:gridCol w:w="5977"/>
       </w:tblGrid>
       <w:tr>
         <w:tc>
@@ -10722,7 +11067,7 @@
         </w:tc>
         <w:tc>
           <w:tcPr>
-            <w:tcW w:w="4508" w:type="dxa"/>
+            <w:tcW w:w="5977" w:type="dxa"/>
           </w:tcPr>
           <w:p>
             <w:pPr>
@@ -10759,7 +11104,7 @@
         </w:tc>
         <w:tc>
           <w:tcPr>
-            <w:tcW w:w="4508" w:type="dxa"/>
+            <w:tcW w:w="5977" w:type="dxa"/>
           </w:tcPr>
           <w:p>
             <w:pPr>
@@ -10787,7 +11132,7 @@
         </w:tc>
         <w:tc>
           <w:tcPr>
-            <w:tcW w:w="4508" w:type="dxa"/>
+            <w:tcW w:w="5977" w:type="dxa"/>
           </w:tcPr>
           <w:p>
             <w:pPr>
@@ -10815,7 +11160,7 @@
         </w:tc>
         <w:tc>
           <w:tcPr>
-            <w:tcW w:w="4508" w:type="dxa"/>
+            <w:tcW w:w="5977" w:type="dxa"/>
           </w:tcPr>
           <w:p>
             <w:pPr>
@@ -10843,7 +11188,7 @@
         </w:tc>
         <w:tc>
           <w:tcPr>
-            <w:tcW w:w="4508" w:type="dxa"/>
+            <w:tcW w:w="5977" w:type="dxa"/>
           </w:tcPr>
           <w:p>
             <w:pPr>
@@ -10871,7 +11216,7 @@
         </w:tc>
         <w:tc>
           <w:tcPr>
-            <w:tcW w:w="4508" w:type="dxa"/>
+            <w:tcW w:w="5977" w:type="dxa"/>
           </w:tcPr>
           <w:p>
             <w:pPr>
@@ -10899,7 +11244,7 @@
         </w:tc>
         <w:tc>
           <w:tcPr>
-            <w:tcW w:w="4508" w:type="dxa"/>
+            <w:tcW w:w="5977" w:type="dxa"/>
           </w:tcPr>
           <w:p>
             <w:pPr>
@@ -10921,13 +11266,14 @@
               <w:pStyle w:val="TNR"/>
             </w:pPr>
             <w:r>
+              <w:lastRenderedPageBreak/>
               <w:t>R07 Hardware stolen</w:t>
             </w:r>
           </w:p>
         </w:tc>
         <w:tc>
           <w:tcPr>
-            <w:tcW w:w="4508" w:type="dxa"/>
+            <w:tcW w:w="5977" w:type="dxa"/>
           </w:tcPr>
           <w:p>
             <w:pPr>
@@ -10963,7 +11309,7 @@
         </w:tc>
         <w:tc>
           <w:tcPr>
-            <w:tcW w:w="4508" w:type="dxa"/>
+            <w:tcW w:w="5977" w:type="dxa"/>
           </w:tcPr>
           <w:p>
             <w:pPr>
@@ -11003,7 +11349,7 @@
         </w:tc>
         <w:tc>
           <w:tcPr>
-            <w:tcW w:w="4508" w:type="dxa"/>
+            <w:tcW w:w="5977" w:type="dxa"/>
           </w:tcPr>
           <w:p>
             <w:pPr>
@@ -11031,7 +11377,7 @@
         </w:tc>
         <w:tc>
           <w:tcPr>
-            <w:tcW w:w="4508" w:type="dxa"/>
+            <w:tcW w:w="5977" w:type="dxa"/>
           </w:tcPr>
           <w:p>
             <w:pPr>
@@ -11059,7 +11405,7 @@
         </w:tc>
         <w:tc>
           <w:tcPr>
-            <w:tcW w:w="4508" w:type="dxa"/>
+            <w:tcW w:w="5977" w:type="dxa"/>
           </w:tcPr>
           <w:p>
             <w:pPr>
@@ -11090,7 +11436,7 @@
         </w:tc>
         <w:tc>
           <w:tcPr>
-            <w:tcW w:w="4508" w:type="dxa"/>
+            <w:tcW w:w="5977" w:type="dxa"/>
           </w:tcPr>
           <w:p>
             <w:pPr>
@@ -11119,7 +11465,7 @@
         </w:tc>
         <w:tc>
           <w:tcPr>
-            <w:tcW w:w="4508" w:type="dxa"/>
+            <w:tcW w:w="5977" w:type="dxa"/>
           </w:tcPr>
           <w:p>
             <w:pPr>
@@ -11147,7 +11493,7 @@
         </w:tc>
         <w:tc>
           <w:tcPr>
-            <w:tcW w:w="4508" w:type="dxa"/>
+            <w:tcW w:w="5977" w:type="dxa"/>
           </w:tcPr>
           <w:p>
             <w:pPr>
@@ -11175,7 +11521,7 @@
         </w:tc>
         <w:tc>
           <w:tcPr>
-            <w:tcW w:w="4508" w:type="dxa"/>
+            <w:tcW w:w="5977" w:type="dxa"/>
           </w:tcPr>
           <w:p>
             <w:pPr>
@@ -11188,35 +11534,6 @@
         </w:tc>
       </w:tr>
     </w:tbl>
-    <w:p>
-      <w:pPr>
-        <w:pStyle w:val="Caption"/>
-      </w:pPr>
-      <w:r>
-        <w:t xml:space="preserve">Table </w:t>
-      </w:r>
-      <w:r>
-        <w:fldChar w:fldCharType="begin"/>
-      </w:r>
-      <w:r>
-        <w:instrText xml:space="preserve"> SEQ Table \* ARABIC </w:instrText>
-      </w:r>
-      <w:r>
-        <w:fldChar w:fldCharType="separate"/>
-      </w:r>
-      <w:r>
-        <w:rPr>
-          <w:noProof/>
-        </w:rPr>
-        <w:t>6</w:t>
-      </w:r>
-      <w:r>
-        <w:fldChar w:fldCharType="end"/>
-      </w:r>
-      <w:r>
-        <w:t xml:space="preserve"> - Risk Contingency plan</w:t>
-      </w:r>
-    </w:p>
     <w:p/>
     <w:p/>
     <w:p/>
@@ -11231,7 +11548,7 @@
     <w:p/>
     <w:p/>
     <w:p/>
-    <w:bookmarkStart w:id="28" w:name="_Toc236998697" w:displacedByCustomXml="next"/>
+    <w:bookmarkStart w:id="29" w:name="_Toc237872242" w:displacedByCustomXml="next"/>
     <w:sdt>
       <w:sdtPr>
         <w:rPr>
@@ -11266,13 +11583,14 @@
           <w:r>
             <w:t>References</w:t>
           </w:r>
-          <w:bookmarkEnd w:id="28"/>
+          <w:bookmarkEnd w:id="29"/>
         </w:p>
         <w:sdt>
           <w:sdtPr>
             <w:id w:val="-573587230"/>
             <w:bibliography/>
           </w:sdtPr>
+          <w:sdtEndPr/>
           <w:sdtContent>
             <w:p>
               <w:pPr>
@@ -11536,21 +11854,22 @@
       <w:pPr>
         <w:pStyle w:val="Heading1"/>
       </w:pPr>
-      <w:bookmarkStart w:id="29" w:name="_Toc236998698"/>
-      <w:r>
+      <w:bookmarkStart w:id="30" w:name="_Toc237872243"/>
+      <w:r>
+        <w:lastRenderedPageBreak/>
         <w:t>Appendices</w:t>
       </w:r>
-      <w:bookmarkEnd w:id="29"/>
+      <w:bookmarkEnd w:id="30"/>
     </w:p>
     <w:p>
       <w:pPr>
         <w:pStyle w:val="Heading2"/>
       </w:pPr>
-      <w:bookmarkStart w:id="30" w:name="_Toc236998699"/>
+      <w:bookmarkStart w:id="31" w:name="_Toc237872244"/>
       <w:r>
         <w:t>Appendix A</w:t>
       </w:r>
-      <w:bookmarkEnd w:id="30"/>
+      <w:bookmarkEnd w:id="31"/>
     </w:p>
     <w:p>
       <w:pPr>
@@ -11562,11 +11881,40 @@
     </w:p>
     <w:p>
       <w:pPr>
+        <w:pStyle w:val="Caption"/>
         <w:keepNext/>
       </w:pPr>
+      <w:r>
+        <w:t xml:space="preserve">Figure </w:t>
+      </w:r>
+      <w:r>
+        <w:fldChar w:fldCharType="begin"/>
+      </w:r>
+      <w:r>
+        <w:instrText xml:space="preserve"> SEQ Figure \* ARABIC </w:instrText>
+      </w:r>
+      <w:r>
+        <w:fldChar w:fldCharType="separate"/>
+      </w:r>
       <w:r>
         <w:rPr>
           <w:noProof/>
+        </w:rPr>
+        <w:t>1</w:t>
+      </w:r>
+      <w:r>
+        <w:fldChar w:fldCharType="end"/>
+      </w:r>
+      <w:r>
+        <w:t xml:space="preserve"> - Gantt Chart</w:t>
+      </w:r>
+    </w:p>
+    <w:p>
+      <w:pPr>
+        <w:keepNext/>
+      </w:pPr>
+      <w:r>
+        <w:rPr>
           <w:lang w:val="en-NZ"/>
         </w:rPr>
         <w:drawing>
@@ -11608,35 +11956,10 @@
     </w:p>
     <w:p>
       <w:pPr>
-        <w:pStyle w:val="Caption"/>
         <w:rPr>
           <w:lang w:val="en-NZ"/>
         </w:rPr>
       </w:pPr>
-      <w:r>
-        <w:t xml:space="preserve">Figure </w:t>
-      </w:r>
-      <w:r>
-        <w:fldChar w:fldCharType="begin"/>
-      </w:r>
-      <w:r>
-        <w:instrText xml:space="preserve"> SEQ Figure \* ARABIC </w:instrText>
-      </w:r>
-      <w:r>
-        <w:fldChar w:fldCharType="separate"/>
-      </w:r>
-      <w:r>
-        <w:rPr>
-          <w:noProof/>
-        </w:rPr>
-        <w:t>1</w:t>
-      </w:r>
-      <w:r>
-        <w:fldChar w:fldCharType="end"/>
-      </w:r>
-      <w:r>
-        <w:t xml:space="preserve"> - Gantt Chart</w:t>
-      </w:r>
     </w:p>
     <w:p>
       <w:pPr>
@@ -11773,20 +12096,13 @@
     </w:p>
     <w:p>
       <w:pPr>
-        <w:rPr>
-          <w:lang w:val="en-NZ"/>
-        </w:rPr>
-      </w:pPr>
-    </w:p>
-    <w:p>
-      <w:pPr>
         <w:pStyle w:val="Heading2"/>
       </w:pPr>
-      <w:bookmarkStart w:id="31" w:name="_Toc236998700"/>
+      <w:bookmarkStart w:id="32" w:name="_Toc237872245"/>
       <w:r>
         <w:t>Appendix B</w:t>
       </w:r>
-      <w:bookmarkEnd w:id="31"/>
+      <w:bookmarkEnd w:id="32"/>
     </w:p>
     <w:p>
       <w:pPr>
@@ -11891,12 +12207,12 @@
               </wp:inline>
             </w:drawing>
           </mc:Choice>
-          <mc:Fallback xmlns:arto="http://schemas.microsoft.com/office/word/2006/arto" xmlns:a14="http://schemas.microsoft.com/office/drawing/2010/main" xmlns:pic="http://schemas.openxmlformats.org/drawingml/2006/picture" xmlns:a="http://schemas.openxmlformats.org/drawingml/2006/main">
-            <w:pict w14:anchorId="325F17B3">
-              <v:group id="Group 3184" style="width:527.4pt;height:.7pt;mso-position-horizontal-relative:char;mso-position-vertical-relative:line" coordsize="66979,91" o:spid="_x0000_s1026" w14:anchorId="14228983" o:gfxdata="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">
-                <v:shape id="Shape 4615" style="position:absolute;width:66979;height:91;visibility:visible;mso-wrap-style:square;v-text-anchor:top" coordsize="6697981,9144" o:spid="_x0000_s1027" fillcolor="silver" stroked="f" strokeweight="0" path="m,l6697981,r,9144l,9144,,e" o:gfxdata="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">
+          <mc:Fallback>
+            <w:pict>
+              <v:group w14:anchorId="14228983" id="Group 3184" o:spid="_x0000_s1026" style="width:527.4pt;height:.7pt;mso-position-horizontal-relative:char;mso-position-vertical-relative:line" coordsize="66979,91" o:gfxdata="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">
+                <v:shape id="Shape 4615" o:spid="_x0000_s1027" style="position:absolute;width:66979;height:91;visibility:visible;mso-wrap-style:square;v-text-anchor:top" coordsize="6697981,9144" o:gfxdata="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" path="m,l6697981,r,9144l,9144,,e" fillcolor="silver" stroked="f" strokeweight="0">
                   <v:stroke miterlimit="83231f" joinstyle="miter"/>
-                  <v:path textboxrect="0,0,6697981,9144" arrowok="t"/>
+                  <v:path arrowok="t" textboxrect="0,0,6697981,9144"/>
                 </v:shape>
                 <w10:anchorlock/>
               </v:group>
@@ -11943,11 +12259,11 @@
         <w:pStyle w:val="Heading1"/>
         <w:ind w:left="279"/>
       </w:pPr>
-      <w:bookmarkStart w:id="32" w:name="_Toc236998701"/>
+      <w:bookmarkStart w:id="33" w:name="_Toc237872246"/>
       <w:r>
         <w:t>The Parties</w:t>
       </w:r>
-      <w:bookmarkEnd w:id="32"/>
+      <w:bookmarkEnd w:id="33"/>
       <w:r>
         <w:t xml:space="preserve"> </w:t>
       </w:r>
@@ -12075,7 +12391,15 @@
         <w:jc w:val="both"/>
       </w:pPr>
       <w:r>
-        <w:t xml:space="preserve">As part of an established course of study at the Faculty, Bachelor of Information Technology students take a course module IT7x01, in which the Student(s) completes a project (“the Project”) with the Organisation on the basis set out in this Agreement. </w:t>
+        <w:t xml:space="preserve">As part of an established course of study at the Faculty, Bachelor of Information Technology students take a course module IT7x01, in which the </w:t>
+      </w:r>
+      <w:proofErr w:type="gramStart"/>
+      <w:r>
+        <w:t>Student</w:t>
+      </w:r>
+      <w:proofErr w:type="gramEnd"/>
+      <w:r>
+        <w:t xml:space="preserve">(s) completes a project (“the Project”) with the Organisation on the basis set out in this Agreement. </w:t>
       </w:r>
     </w:p>
     <w:p>
@@ -12089,7 +12413,15 @@
         <w:jc w:val="both"/>
       </w:pPr>
       <w:r>
-        <w:t xml:space="preserve">The Organisation agrees to allow the Student(s) access to its premises if needed to undertake that Project on the basis set out in this Agreement. </w:t>
+        <w:t xml:space="preserve">The Organisation agrees to allow the </w:t>
+      </w:r>
+      <w:proofErr w:type="gramStart"/>
+      <w:r>
+        <w:t>Student</w:t>
+      </w:r>
+      <w:proofErr w:type="gramEnd"/>
+      <w:r>
+        <w:t xml:space="preserve">(s) access to its premises if needed to undertake that Project on the basis set out in this Agreement. </w:t>
       </w:r>
     </w:p>
     <w:p>
@@ -12103,7 +12435,15 @@
         <w:jc w:val="both"/>
       </w:pPr>
       <w:r>
-        <w:t xml:space="preserve">The Faculty is satisfied that the Organisation is suitable for the Student(s) Project. </w:t>
+        <w:t xml:space="preserve">The </w:t>
+      </w:r>
+      <w:proofErr w:type="gramStart"/>
+      <w:r>
+        <w:t>Faculty</w:t>
+      </w:r>
+      <w:proofErr w:type="gramEnd"/>
+      <w:r>
+        <w:t xml:space="preserve"> is satisfied that the Organisation is suitable for the Student(s) Project. </w:t>
       </w:r>
     </w:p>
     <w:p>
@@ -12136,11 +12476,11 @@
       <w:pPr>
         <w:pStyle w:val="Heading1"/>
       </w:pPr>
-      <w:bookmarkStart w:id="33" w:name="_Toc236998702"/>
+      <w:bookmarkStart w:id="34" w:name="_Toc237872247"/>
       <w:r>
         <w:t>1. Effective Date</w:t>
       </w:r>
-      <w:bookmarkEnd w:id="33"/>
+      <w:bookmarkEnd w:id="34"/>
       <w:r>
         <w:t xml:space="preserve"> </w:t>
       </w:r>
@@ -12191,11 +12531,12 @@
         <w:pStyle w:val="Heading1"/>
         <w:ind w:left="279"/>
       </w:pPr>
-      <w:bookmarkStart w:id="34" w:name="_Toc236998703"/>
-      <w:r>
+      <w:bookmarkStart w:id="35" w:name="_Toc237872248"/>
+      <w:r>
+        <w:lastRenderedPageBreak/>
         <w:t>2. Undertakings</w:t>
       </w:r>
-      <w:bookmarkEnd w:id="34"/>
+      <w:bookmarkEnd w:id="35"/>
       <w:r>
         <w:t xml:space="preserve"> </w:t>
       </w:r>
@@ -12217,7 +12558,15 @@
         <w:ind w:left="696" w:hanging="427"/>
       </w:pPr>
       <w:r>
-        <w:t xml:space="preserve">2.1 The Organisation has accepted the Student(s) and agrees to allow that Student(s) access to its premises as needed. </w:t>
+        <w:t xml:space="preserve">2.1 The Organisation has accepted the </w:t>
+      </w:r>
+      <w:proofErr w:type="gramStart"/>
+      <w:r>
+        <w:t>Student</w:t>
+      </w:r>
+      <w:proofErr w:type="gramEnd"/>
+      <w:r>
+        <w:t xml:space="preserve">(s) and agrees to allow that Student(s) access to its premises as needed. </w:t>
       </w:r>
     </w:p>
     <w:p>
@@ -12225,7 +12574,15 @@
         <w:ind w:left="696" w:hanging="427"/>
       </w:pPr>
       <w:r>
-        <w:t xml:space="preserve">2.2 The Organisation agrees to be responsible for meeting the requirements of its statutory obligations, e.g. Health and Safety in Employment Act, Human Rights Act, etc., for the Student(s). </w:t>
+        <w:t xml:space="preserve">2.2 The Organisation agrees to be responsible for meeting the requirements of its statutory obligations, e.g. Health and Safety in Employment Act, Human Rights Act, etc., for the </w:t>
+      </w:r>
+      <w:proofErr w:type="gramStart"/>
+      <w:r>
+        <w:t>Student</w:t>
+      </w:r>
+      <w:proofErr w:type="gramEnd"/>
+      <w:r>
+        <w:t xml:space="preserve">(s). </w:t>
       </w:r>
     </w:p>
     <w:p>
@@ -12249,7 +12606,23 @@
         <w:ind w:left="696" w:hanging="427"/>
       </w:pPr>
       <w:r>
-        <w:t xml:space="preserve">2.5 Neither the Faculty nor the Student(s) guarantee specific results and the Project will be undertaken only on a best efforts basis. </w:t>
+        <w:t xml:space="preserve">2.5 Neither the Faculty nor the </w:t>
+      </w:r>
+      <w:proofErr w:type="gramStart"/>
+      <w:r>
+        <w:t>Student</w:t>
+      </w:r>
+      <w:proofErr w:type="gramEnd"/>
+      <w:r>
+        <w:t xml:space="preserve">(s) guarantee specific results and the Project will be undertaken only on a </w:t>
+      </w:r>
+      <w:proofErr w:type="gramStart"/>
+      <w:r>
+        <w:t>best efforts</w:t>
+      </w:r>
+      <w:proofErr w:type="gramEnd"/>
+      <w:r>
+        <w:t xml:space="preserve"> basis. </w:t>
       </w:r>
     </w:p>
     <w:p>
@@ -12268,7 +12641,7 @@
           <w:tab w:val="center" w:pos="4390"/>
         </w:tabs>
       </w:pPr>
-      <w:bookmarkStart w:id="35" w:name="_Toc236998704"/>
+      <w:bookmarkStart w:id="36" w:name="_Toc237872249"/>
       <w:r>
         <w:t>3</w:t>
       </w:r>
@@ -12280,9 +12653,17 @@
       </w:r>
       <w:r>
         <w:tab/>
-        <w:t>Copyright, Patents, Trade Marks and other Intellectual Property Rights</w:t>
-      </w:r>
-      <w:bookmarkEnd w:id="35"/>
+        <w:t xml:space="preserve">Copyright, Patents, </w:t>
+      </w:r>
+      <w:proofErr w:type="gramStart"/>
+      <w:r>
+        <w:t>Trade Marks</w:t>
+      </w:r>
+      <w:proofErr w:type="gramEnd"/>
+      <w:r>
+        <w:t xml:space="preserve"> and other Intellectual Property Rights</w:t>
+      </w:r>
+      <w:bookmarkEnd w:id="36"/>
       <w:r>
         <w:t xml:space="preserve"> </w:t>
       </w:r>
@@ -12303,7 +12684,7 @@
           <w:tab w:val="center" w:pos="1980"/>
         </w:tabs>
       </w:pPr>
-      <w:bookmarkStart w:id="36" w:name="_Toc236998705"/>
+      <w:bookmarkStart w:id="37" w:name="_Toc237872250"/>
       <w:r>
         <w:t>4</w:t>
       </w:r>
@@ -12317,7 +12698,7 @@
         <w:tab/>
         <w:t>Confidential Information</w:t>
       </w:r>
-      <w:bookmarkEnd w:id="36"/>
+      <w:bookmarkEnd w:id="37"/>
       <w:r>
         <w:t xml:space="preserve"> </w:t>
       </w:r>
@@ -12458,8 +12839,9 @@
           <w:tab w:val="center" w:pos="2141"/>
         </w:tabs>
       </w:pPr>
-      <w:bookmarkStart w:id="37" w:name="_Toc236998706"/>
-      <w:r>
+      <w:bookmarkStart w:id="38" w:name="_Toc237872251"/>
+      <w:r>
+        <w:lastRenderedPageBreak/>
         <w:t>5</w:t>
       </w:r>
       <w:r>
@@ -12472,7 +12854,7 @@
         <w:tab/>
         <w:t>Intellectual Property Rights</w:t>
       </w:r>
-      <w:bookmarkEnd w:id="37"/>
+      <w:bookmarkEnd w:id="38"/>
       <w:r>
         <w:t xml:space="preserve"> </w:t>
       </w:r>
@@ -12482,7 +12864,23 @@
         <w:ind w:left="696" w:hanging="427"/>
       </w:pPr>
       <w:r>
-        <w:t xml:space="preserve">5.1 The parties agree that both the Faculty and the Student(s) may use the intellectual property rights that are created as a result of the Project work undertaken by each Student for the Organisation for portfolio purposes to promote the Faculty and/or the Student(s). </w:t>
+        <w:t xml:space="preserve">5.1 The parties agree that both the Faculty and the Student(s) may use the intellectual property rights that are created as a result of the Project work undertaken by each Student for the Organisation for portfolio purposes to promote the </w:t>
+      </w:r>
+      <w:proofErr w:type="gramStart"/>
+      <w:r>
+        <w:t>Faculty</w:t>
+      </w:r>
+      <w:proofErr w:type="gramEnd"/>
+      <w:r>
+        <w:t xml:space="preserve"> and/or the </w:t>
+      </w:r>
+      <w:proofErr w:type="gramStart"/>
+      <w:r>
+        <w:t>Student</w:t>
+      </w:r>
+      <w:proofErr w:type="gramEnd"/>
+      <w:r>
+        <w:t xml:space="preserve">(s). </w:t>
       </w:r>
     </w:p>
     <w:p>
@@ -12685,12 +13083,12 @@
               </wp:inline>
             </w:drawing>
           </mc:Choice>
-          <mc:Fallback xmlns:arto="http://schemas.microsoft.com/office/word/2006/arto" xmlns:a14="http://schemas.microsoft.com/office/drawing/2010/main" xmlns:pic="http://schemas.openxmlformats.org/drawingml/2006/picture" xmlns:a="http://schemas.openxmlformats.org/drawingml/2006/main">
-            <w:pict w14:anchorId="7F8AC027">
-              <v:group id="Group 3402" style="width:14.4pt;height:14.4pt;mso-position-horizontal-relative:char;mso-position-vertical-relative:line" coordsize="182880,182880" o:spid="_x0000_s1026" w14:anchorId="3BAFD592" o:gfxdata="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">
-                <v:shape id="Shape 187" style="position:absolute;width:182880;height:182880;visibility:visible;mso-wrap-style:square;v-text-anchor:top" coordsize="182880,182880" o:spid="_x0000_s1027" filled="f" path="m,l182880,r,182880l,182880,,xe" o:gfxdata="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">
+          <mc:Fallback>
+            <w:pict>
+              <v:group w14:anchorId="3BAFD592" id="Group 3402" o:spid="_x0000_s1026" style="width:14.4pt;height:14.4pt;mso-position-horizontal-relative:char;mso-position-vertical-relative:line" coordsize="182880,182880" o:gfxdata="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">
+                <v:shape id="Shape 187" o:spid="_x0000_s1027" style="position:absolute;width:182880;height:182880;visibility:visible;mso-wrap-style:square;v-text-anchor:top" coordsize="182880,182880" o:gfxdata="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" path="m,l182880,r,182880l,182880,,xe" filled="f">
                   <v:stroke miterlimit="66585f" joinstyle="miter"/>
-                  <v:path textboxrect="0,0,182880,182880" arrowok="t"/>
+                  <v:path arrowok="t" textboxrect="0,0,182880,182880"/>
                 </v:shape>
                 <w10:anchorlock/>
               </v:group>
@@ -12768,7 +13166,7 @@
           <w:tab w:val="center" w:pos="1633"/>
         </w:tabs>
       </w:pPr>
-      <w:bookmarkStart w:id="38" w:name="_Toc236998707"/>
+      <w:bookmarkStart w:id="39" w:name="_Toc237872252"/>
       <w:r>
         <w:t>6</w:t>
       </w:r>
@@ -12782,7 +13180,7 @@
         <w:tab/>
         <w:t>Signatures</w:t>
       </w:r>
-      <w:bookmarkEnd w:id="38"/>
+      <w:bookmarkEnd w:id="39"/>
       <w:r>
         <w:t xml:space="preserve"> </w:t>
       </w:r>
@@ -13663,35 +14061,33 @@
       <w:pPr>
         <w:pStyle w:val="Heading2"/>
       </w:pPr>
-      <w:bookmarkStart w:id="39" w:name="_Toc236998708"/>
-      <w:r>
+      <w:bookmarkStart w:id="40" w:name="_Toc237872253"/>
+      <w:r>
+        <w:lastRenderedPageBreak/>
         <w:t>Appendix C</w:t>
       </w:r>
-      <w:bookmarkEnd w:id="39"/>
+      <w:bookmarkEnd w:id="40"/>
     </w:p>
     <w:p>
       <w:pPr>
         <w:pStyle w:val="TNR"/>
       </w:pPr>
       <w:r>
-        <w:t>Geoff didn’t get back to us in time with a clear statement</w:t>
-      </w:r>
-      <w:r>
-        <w:t xml:space="preserve"> on whether an NDA is necessary</w:t>
-      </w:r>
-      <w:r>
-        <w:t>.</w:t>
+        <w:t>Geoff did</w:t>
+      </w:r>
+      <w:r>
+        <w:t xml:space="preserve"> not require an NDA to be signed.</w:t>
       </w:r>
     </w:p>
     <w:p>
       <w:pPr>
         <w:pStyle w:val="Heading2"/>
       </w:pPr>
-      <w:bookmarkStart w:id="40" w:name="_Toc236998709"/>
+      <w:bookmarkStart w:id="41" w:name="_Toc237872254"/>
       <w:r>
         <w:t>Appendix D</w:t>
       </w:r>
-      <w:bookmarkEnd w:id="40"/>
+      <w:bookmarkEnd w:id="41"/>
     </w:p>
     <w:p>
       <w:pPr>
@@ -13804,6 +14200,7 @@
         <w:docPartUnique/>
       </w:docPartObj>
     </w:sdtPr>
+    <w:sdtEndPr/>
     <w:sdtContent>
       <w:p>
         <w:pPr>
@@ -15572,7 +15969,6 @@
   <w:style w:type="character" w:default="1" w:styleId="DefaultParagraphFont">
     <w:name w:val="Default Paragraph Font"/>
     <w:uiPriority w:val="1"/>
-    <w:semiHidden/>
     <w:unhideWhenUsed/>
   </w:style>
   <w:style w:type="table" w:default="1" w:styleId="TableNormal">
